--- a/数据清洗/期末考试/2023109223-刘文博-数据清洗课程报告.docx
+++ b/数据清洗/期末考试/2023109223-刘文博-数据清洗课程报告.docx
@@ -1,6 +1,6 @@
 
 <file path=word/document.xml><?xml version="1.0" encoding="utf-8"?>
-<w:document xmlns:wpc="http://schemas.microsoft.com/office/word/2010/wordprocessingCanvas" xmlns:mc="http://schemas.openxmlformats.org/markup-compatibility/2006" xmlns:o="urn:schemas-microsoft-com:office:office" xmlns:r="http://schemas.openxmlformats.org/officeDocument/2006/relationships" xmlns:m="http://schemas.openxmlformats.org/officeDocument/2006/math" xmlns:v="urn:schemas-microsoft-com:vml" xmlns:wp14="http://schemas.microsoft.com/office/word/2010/wordprocessingDrawing" xmlns:wp="http://schemas.openxmlformats.org/drawingml/2006/wordprocessingDrawing" xmlns:w="http://schemas.openxmlformats.org/wordprocessingml/2006/main" xmlns:w14="http://schemas.microsoft.com/office/word/2010/wordml" xmlns:w10="urn:schemas-microsoft-com:office:word" xmlns:w15="http://schemas.microsoft.com/office/word/2012/wordml" xmlns:wpg="http://schemas.microsoft.com/office/word/2010/wordprocessingGroup" xmlns:wpi="http://schemas.microsoft.com/office/word/2010/wordprocessingInk" xmlns:wne="http://schemas.microsoft.com/office/word/2006/wordml" xmlns:wps="http://schemas.microsoft.com/office/word/2010/wordprocessingShape" xmlns:wpsCustomData="http://www.wps.cn/officeDocument/2013/wpsCustomData" mc:Ignorable="w14 w15 wp14">
+<w:document xmlns:a="http://schemas.openxmlformats.org/drawingml/2006/main" xmlns:mc="http://schemas.openxmlformats.org/markup-compatibility/2006" xmlns:pic="http://schemas.openxmlformats.org/drawingml/2006/picture" xmlns:r="http://schemas.openxmlformats.org/officeDocument/2006/relationships" xmlns:w="http://schemas.openxmlformats.org/wordprocessingml/2006/main" xmlns:w14="http://schemas.microsoft.com/office/word/2010/wordml" xmlns:wp="http://schemas.openxmlformats.org/drawingml/2006/wordprocessingDrawing" mc:Ignorable="w14 w15 wp14">
   <w:body>
     <w:p>
       <w:pPr>
@@ -70,6 +70,8 @@
           <w:szCs w:val="48"/>
         </w:rPr>
       </w:pPr>
+      <w:bookmarkStart w:id="9" w:name="_GoBack"/>
+      <w:bookmarkEnd w:id="9"/>
     </w:p>
     <w:p>
       <w:pPr>
@@ -476,8 +478,6 @@
         </w:rPr>
         <w:t>2026年</w:t>
       </w:r>
-      <w:bookmarkStart w:id="0" w:name="_GoBack"/>
-      <w:bookmarkEnd w:id="0"/>
       <w:r>
         <w:rPr>
           <w:rFonts w:hint="eastAsia" w:ascii="华文中宋" w:hAnsi="华文中宋" w:eastAsia="华文中宋"/>
@@ -493,7 +493,7 @@
           <w:sz w:val="30"/>
           <w:szCs w:val="30"/>
         </w:rPr>
-        <w:t xml:space="preserve">月 </w:t>
+        <w:t>月</w:t>
       </w:r>
       <w:r>
         <w:rPr>
@@ -513,7 +513,6 @@
         <w:t>日</w:t>
       </w:r>
     </w:p>
-    <w:p/>
     <w:p>
       <w:pPr>
         <w:widowControl/>
@@ -557,7 +556,7 @@
     </w:p>
     <w:tbl>
       <w:tblPr>
-        <w:tblStyle w:val="7"/>
+        <w:tblStyle w:val="8"/>
         <w:tblW w:w="0" w:type="auto"/>
         <w:jc w:val="center"/>
         <w:tblBorders>
@@ -3331,9 +3330,6 @@
         </w:tc>
       </w:tr>
     </w:tbl>
-    <w:p/>
-    <w:p/>
-    <w:p/>
     <w:p>
       <w:pPr>
         <w:widowControl/>
@@ -3342,6 +3338,12 @@
           <w:footerReference r:id="rId3" w:type="default"/>
           <w:pgSz w:w="11906" w:h="16838"/>
           <w:pgMar w:top="1440" w:right="1797" w:bottom="1440" w:left="1797" w:header="851" w:footer="992" w:gutter="0"/>
+          <w:pgBorders>
+            <w:top w:val="none" w:sz="0" w:space="0"/>
+            <w:left w:val="none" w:sz="0" w:space="0"/>
+            <w:bottom w:val="none" w:sz="0" w:space="0"/>
+            <w:right w:val="none" w:sz="0" w:space="0"/>
+          </w:pgBorders>
           <w:cols w:space="425" w:num="1"/>
           <w:docGrid w:type="lines" w:linePitch="312" w:charSpace="0"/>
         </w:sectPr>
@@ -3349,7 +3351,7 @@
     </w:p>
     <w:p>
       <w:pPr>
-        <w:spacing w:line="360" w:lineRule="auto" w:before="0" w:after="0"/>
+        <w:spacing w:before="0" w:after="0" w:line="360" w:lineRule="auto"/>
       </w:pPr>
       <w:r>
         <w:rPr>
@@ -3362,7 +3364,7 @@
     </w:p>
     <w:p>
       <w:pPr>
-        <w:spacing w:line="360" w:lineRule="auto" w:before="0" w:after="0"/>
+        <w:spacing w:before="0" w:after="0" w:line="360" w:lineRule="auto"/>
       </w:pPr>
       <w:r>
         <w:rPr>
@@ -3375,7 +3377,7 @@
     </w:p>
     <w:p>
       <w:pPr>
-        <w:spacing w:line="360" w:lineRule="auto" w:before="0" w:after="0"/>
+        <w:spacing w:before="0" w:after="0" w:line="360" w:lineRule="auto"/>
       </w:pPr>
       <w:r>
         <w:rPr>
@@ -3388,20 +3390,78 @@
     </w:p>
     <w:p>
       <w:pPr>
-        <w:spacing w:line="360" w:lineRule="auto" w:before="0" w:after="0"/>
-      </w:pPr>
-      <w:r>
+        <w:spacing w:before="0" w:after="0" w:line="360" w:lineRule="auto"/>
+        <w:rPr>
+          <w:rFonts w:hint="eastAsia" w:ascii="宋体" w:hAnsi="宋体"/>
+          <w:b w:val="0"/>
+          <w:sz w:val="24"/>
+          <w:lang w:eastAsia="zh-CN"/>
+        </w:rPr>
+      </w:pPr>
+      <w:r>
+        <w:rPr>
+          <w:rFonts w:hint="eastAsia" w:ascii="宋体" w:hAnsi="宋体"/>
+          <w:b w:val="0"/>
+          <w:sz w:val="24"/>
+          <w:lang w:eastAsia="zh-CN"/>
+        </w:rPr>
+        <w:t>（2）数据集来源说明：本案例数据来自 China Data Portal 提供的公开 API，其中新能源汽车年度销量来源标注为中国汽车工业协会（CAAM），中国汽车月度产量来源标注为国家统计局（NBS），中国与全球电动汽车销量对比来源标注为 IEA、EV-Volumes、中国汽车工业协会等公开统计口径。数据接口包括：</w:t>
+      </w:r>
+      <w:r>
+        <w:rPr>
+          <w:rFonts w:hint="eastAsia" w:ascii="宋体" w:hAnsi="宋体"/>
+          <w:b w:val="0"/>
+          <w:sz w:val="24"/>
+          <w:lang w:eastAsia="zh-CN"/>
+        </w:rPr>
+        <w:fldChar w:fldCharType="begin"/>
+      </w:r>
+      <w:r>
+        <w:rPr>
+          <w:rFonts w:hint="eastAsia" w:ascii="宋体" w:hAnsi="宋体"/>
+          <w:b w:val="0"/>
+          <w:sz w:val="24"/>
+          <w:lang w:eastAsia="zh-CN"/>
+        </w:rPr>
+        <w:instrText xml:space="preserve"> HYPERLINK "https://chinadata.live/api/v2/data/china-nev-sales" </w:instrText>
+      </w:r>
+      <w:r>
+        <w:rPr>
+          <w:rFonts w:hint="eastAsia" w:ascii="宋体" w:hAnsi="宋体"/>
+          <w:b w:val="0"/>
+          <w:sz w:val="24"/>
+          <w:lang w:eastAsia="zh-CN"/>
+        </w:rPr>
+        <w:fldChar w:fldCharType="separate"/>
+      </w:r>
+      <w:r>
+        <w:rPr>
+          <w:rStyle w:val="11"/>
+          <w:rFonts w:hint="eastAsia" w:ascii="宋体" w:hAnsi="宋体"/>
+          <w:b w:val="0"/>
+          <w:sz w:val="24"/>
+          <w:lang w:eastAsia="zh-CN"/>
+        </w:rPr>
+        <w:t>https://chinadata.live/api/v2/data/china-nev-sales</w:t>
+      </w:r>
+      <w:r>
+        <w:rPr>
+          <w:rFonts w:hint="eastAsia" w:ascii="宋体" w:hAnsi="宋体"/>
+          <w:b w:val="0"/>
+          <w:sz w:val="24"/>
+          <w:lang w:eastAsia="zh-CN"/>
+        </w:rPr>
+        <w:fldChar w:fldCharType="end"/>
+      </w:r>
+    </w:p>
+    <w:p>
+      <w:pPr>
+        <w:spacing w:before="0" w:after="0" w:line="360" w:lineRule="auto"/>
         <w:rPr>
           <w:rFonts w:ascii="宋体" w:hAnsi="宋体" w:eastAsia="宋体"/>
           <w:b w:val="0"/>
           <w:sz w:val="24"/>
         </w:rPr>
-        <w:t>（2）数据集来源说明：本案例数据来自 China Data Portal 提供的公开 API，其中新能源汽车年度销量来源标注为中国汽车工业协会（CAAM），中国汽车月度产量来源标注为国家统计局（NBS），中国与全球电动汽车销量对比来源标注为 IEA、EV-Volumes、中国汽车工业协会等公开统计口径。数据接口包括：https://chinadata.live/api/v2/data/china-nev-sales、https://chinadata.live/api/v2/data/china-car-production-monthly、https://chinadata.live/api/v2/data/ev-sales-china-vs-world。</w:t>
-      </w:r>
-    </w:p>
-    <w:p>
-      <w:pPr>
-        <w:spacing w:line="360" w:lineRule="auto" w:before="0" w:after="0"/>
       </w:pPr>
       <w:r>
         <w:rPr>
@@ -3409,12 +3469,116 @@
           <w:b w:val="0"/>
           <w:sz w:val="24"/>
         </w:rPr>
+        <w:fldChar w:fldCharType="begin"/>
+      </w:r>
+      <w:r>
+        <w:rPr>
+          <w:rFonts w:ascii="宋体" w:hAnsi="宋体" w:eastAsia="宋体"/>
+          <w:b w:val="0"/>
+          <w:sz w:val="24"/>
+        </w:rPr>
+        <w:instrText xml:space="preserve"> HYPERLINK "https://chinadata.live/api/v2/data/china-car-production-monthly" </w:instrText>
+      </w:r>
+      <w:r>
+        <w:rPr>
+          <w:rFonts w:ascii="宋体" w:hAnsi="宋体" w:eastAsia="宋体"/>
+          <w:b w:val="0"/>
+          <w:sz w:val="24"/>
+        </w:rPr>
+        <w:fldChar w:fldCharType="separate"/>
+      </w:r>
+      <w:r>
+        <w:rPr>
+          <w:rStyle w:val="11"/>
+          <w:rFonts w:ascii="宋体" w:hAnsi="宋体" w:eastAsia="宋体"/>
+          <w:b w:val="0"/>
+          <w:sz w:val="24"/>
+        </w:rPr>
+        <w:t>https://chinadata.live/api/v2/data/china-car-production-monthly</w:t>
+      </w:r>
+      <w:r>
+        <w:rPr>
+          <w:rFonts w:ascii="宋体" w:hAnsi="宋体" w:eastAsia="宋体"/>
+          <w:b w:val="0"/>
+          <w:sz w:val="24"/>
+        </w:rPr>
+        <w:fldChar w:fldCharType="end"/>
+      </w:r>
+    </w:p>
+    <w:p>
+      <w:pPr>
+        <w:spacing w:before="0" w:after="0" w:line="360" w:lineRule="auto"/>
+        <w:rPr>
+          <w:rFonts w:ascii="宋体" w:hAnsi="宋体" w:eastAsia="宋体"/>
+          <w:b w:val="0"/>
+          <w:sz w:val="24"/>
+        </w:rPr>
+      </w:pPr>
+      <w:r>
+        <w:rPr>
+          <w:rFonts w:ascii="宋体" w:hAnsi="宋体" w:eastAsia="宋体"/>
+          <w:b w:val="0"/>
+          <w:sz w:val="24"/>
+        </w:rPr>
+        <w:fldChar w:fldCharType="begin"/>
+      </w:r>
+      <w:r>
+        <w:rPr>
+          <w:rFonts w:ascii="宋体" w:hAnsi="宋体" w:eastAsia="宋体"/>
+          <w:b w:val="0"/>
+          <w:sz w:val="24"/>
+        </w:rPr>
+        <w:instrText xml:space="preserve"> HYPERLINK "https://chinadata.live/api/v2/data/ev-sales-china-vs-world" </w:instrText>
+      </w:r>
+      <w:r>
+        <w:rPr>
+          <w:rFonts w:ascii="宋体" w:hAnsi="宋体" w:eastAsia="宋体"/>
+          <w:b w:val="0"/>
+          <w:sz w:val="24"/>
+        </w:rPr>
+        <w:fldChar w:fldCharType="separate"/>
+      </w:r>
+      <w:r>
+        <w:rPr>
+          <w:rStyle w:val="11"/>
+          <w:rFonts w:ascii="宋体" w:hAnsi="宋体" w:eastAsia="宋体"/>
+          <w:b w:val="0"/>
+          <w:sz w:val="24"/>
+        </w:rPr>
+        <w:t>https://chinadata.live/api/v2/data/ev-sales-china-vs-world</w:t>
+      </w:r>
+      <w:r>
+        <w:rPr>
+          <w:rFonts w:ascii="宋体" w:hAnsi="宋体" w:eastAsia="宋体"/>
+          <w:b w:val="0"/>
+          <w:sz w:val="24"/>
+        </w:rPr>
+        <w:fldChar w:fldCharType="end"/>
+      </w:r>
+    </w:p>
+    <w:p>
+      <w:pPr>
+        <w:spacing w:before="0" w:after="0" w:line="360" w:lineRule="auto"/>
+        <w:rPr>
+          <w:rFonts w:hint="eastAsia" w:ascii="宋体" w:hAnsi="宋体"/>
+          <w:b w:val="0"/>
+          <w:sz w:val="24"/>
+          <w:lang w:eastAsia="zh-CN"/>
+        </w:rPr>
+      </w:pPr>
+      <w:r>
+        <w:rPr>
+          <w:rFonts w:hint="eastAsia" w:ascii="宋体" w:hAnsi="宋体"/>
+          <w:b w:val="0"/>
+          <w:sz w:val="24"/>
+          <w:lang w:eastAsia="zh-CN"/>
+        </w:rPr>
         <w:t>（3）案例应用背景说明：新能源汽车是我国汽车产业转型升级的重要方向，也是当前制造业、低碳交通和智能网联汽车领域的热点。本案例通过清洗新能源汽车销量、汽车产量和全球对比数据，分析中国新能源汽车市场增长趋势，并展示时间序列数据清洗的基本流程。</w:t>
       </w:r>
     </w:p>
     <w:p>
       <w:pPr>
-        <w:spacing w:line="360" w:lineRule="auto" w:before="0" w:after="0"/>
+        <w:spacing w:before="0" w:after="0" w:line="360" w:lineRule="auto"/>
       </w:pPr>
       <w:r>
         <w:rPr>
@@ -3427,7 +3591,7 @@
     </w:p>
     <w:p>
       <w:pPr>
-        <w:spacing w:line="360" w:lineRule="auto" w:before="0" w:after="0"/>
+        <w:spacing w:before="0" w:after="0" w:line="360" w:lineRule="auto"/>
       </w:pPr>
       <w:r>
         <w:rPr>
@@ -3440,7 +3604,7 @@
     </w:p>
     <w:p>
       <w:pPr>
-        <w:spacing w:line="360" w:lineRule="auto" w:before="0" w:after="0"/>
+        <w:spacing w:before="0" w:after="0" w:line="360" w:lineRule="auto"/>
       </w:pPr>
       <w:r>
         <w:rPr>
@@ -3453,7 +3617,7 @@
     </w:p>
     <w:p>
       <w:pPr>
-        <w:spacing w:line="360" w:lineRule="auto" w:before="0" w:after="0"/>
+        <w:spacing w:before="0" w:after="0" w:line="360" w:lineRule="auto"/>
       </w:pPr>
       <w:r>
         <w:rPr>
@@ -3466,7 +3630,12 @@
     </w:p>
     <w:p>
       <w:pPr>
-        <w:spacing w:line="360" w:lineRule="auto" w:before="0" w:after="0"/>
+        <w:spacing w:before="0" w:after="0" w:line="360" w:lineRule="auto"/>
+        <w:rPr>
+          <w:rFonts w:hint="eastAsia" w:eastAsia="宋体"/>
+          <w:highlight w:val="yellow"/>
+          <w:lang w:val="en-US" w:eastAsia="zh-CN"/>
+        </w:rPr>
       </w:pPr>
       <w:r>
         <w:rPr>
@@ -3474,51 +3643,112 @@
           <w:b w:val="0"/>
           <w:sz w:val="24"/>
         </w:rPr>
-        <w:t>（4）数据的字段名称及内涵介绍如下表所示。</w:t>
-      </w:r>
-    </w:p>
-    <w:p>
-      <w:pPr>
-        <w:keepLines/>
-        <w:spacing w:line="360" w:lineRule="auto" w:before="0" w:after="0"/>
+        <w:t xml:space="preserve">（4）数据的字段名称及内涵介绍如下表所示。 </w:t>
+      </w:r>
+    </w:p>
+    <w:p>
+      <w:pPr>
+        <w:pStyle w:val="4"/>
+        <w:keepNext w:val="0"/>
+        <w:keepLines w:val="0"/>
+        <w:pageBreakBefore w:val="0"/>
+        <w:widowControl w:val="0"/>
+        <w:kinsoku/>
+        <w:wordWrap/>
+        <w:overflowPunct/>
+        <w:topLinePunct w:val="0"/>
+        <w:autoSpaceDE/>
+        <w:autoSpaceDN/>
+        <w:bidi w:val="0"/>
+        <w:adjustRightInd/>
+        <w:snapToGrid/>
         <w:jc w:val="center"/>
-      </w:pPr>
-      <w:r>
-        <w:rPr>
-          <w:rFonts w:ascii="宋体" w:hAnsi="宋体" w:eastAsia="宋体"/>
-          <w:b w:val="0"/>
-          <w:sz w:val="24"/>
-        </w:rPr>
-        <w:t>表1-1  中国新能源汽车数据集主要字段说明</w:t>
+        <w:textAlignment w:val="auto"/>
+        <w:rPr>
+          <w:rFonts w:hint="default" w:eastAsia="宋体"/>
+          <w:lang w:val="en-US" w:eastAsia="zh-CN"/>
+        </w:rPr>
+      </w:pPr>
+      <w:r>
+        <w:t xml:space="preserve">表 </w:t>
+      </w:r>
+      <w:r>
+        <w:fldChar w:fldCharType="begin"/>
+      </w:r>
+      <w:r>
+        <w:instrText xml:space="preserve"> SEQ 表 \* ARABIC </w:instrText>
+      </w:r>
+      <w:r>
+        <w:fldChar w:fldCharType="separate"/>
+      </w:r>
+      <w:r>
+        <w:t>1</w:t>
+      </w:r>
+      <w:r>
+        <w:fldChar w:fldCharType="end"/>
+      </w:r>
+      <w:r>
+        <w:rPr>
+          <w:rFonts w:hint="eastAsia"/>
+          <w:lang w:val="en-US" w:eastAsia="zh-CN"/>
+        </w:rPr>
+        <w:t xml:space="preserve"> 中国新能源汽车数据集主要字段说明</w:t>
       </w:r>
     </w:p>
     <w:tbl>
       <w:tblPr>
-        <w:tblW w:type="auto" w:w="0"/>
-        <w:tblLook w:firstColumn="1" w:firstRow="1" w:lastColumn="0" w:lastRow="0" w:noHBand="0" w:noVBand="1" w:val="04A0"/>
+        <w:tblStyle w:val="8"/>
+        <w:tblW w:w="0" w:type="auto"/>
+        <w:tblInd w:w="0" w:type="dxa"/>
         <w:tblBorders>
-          <w:top w:val="single" w:sz="8" w:space="0" w:color="000000"/>
-          <w:left w:val="single" w:sz="8" w:space="0" w:color="000000"/>
-          <w:bottom w:val="single" w:sz="8" w:space="0" w:color="000000"/>
-          <w:right w:val="single" w:sz="8" w:space="0" w:color="000000"/>
-          <w:insideH w:val="single" w:sz="8" w:space="0" w:color="000000"/>
-          <w:insideV w:val="single" w:sz="8" w:space="0" w:color="000000"/>
+          <w:top w:val="single" w:color="000000" w:sz="8" w:space="0"/>
+          <w:left w:val="none" w:color="auto" w:sz="0" w:space="0"/>
+          <w:bottom w:val="single" w:color="000000" w:sz="8" w:space="0"/>
+          <w:right w:val="none" w:color="auto" w:sz="0" w:space="0"/>
+          <w:insideH w:val="none" w:color="auto" w:sz="0" w:space="0"/>
+          <w:insideV w:val="none" w:color="auto" w:sz="0" w:space="0"/>
         </w:tblBorders>
+        <w:tblLayout w:type="autofit"/>
+        <w:tblCellMar>
+          <w:top w:w="0" w:type="dxa"/>
+          <w:left w:w="108" w:type="dxa"/>
+          <w:bottom w:w="0" w:type="dxa"/>
+          <w:right w:w="108" w:type="dxa"/>
+        </w:tblCellMar>
       </w:tblPr>
       <w:tblGrid>
-        <w:gridCol w:w="2078"/>
-        <w:gridCol w:w="2078"/>
-        <w:gridCol w:w="2078"/>
-        <w:gridCol w:w="2078"/>
+        <w:gridCol w:w="2516"/>
+        <w:gridCol w:w="2002"/>
+        <w:gridCol w:w="2007"/>
+        <w:gridCol w:w="2003"/>
       </w:tblGrid>
       <w:tr>
-        <w:tc>
-          <w:tcPr>
-            <w:tcW w:type="dxa" w:w="2078"/>
-          </w:tcPr>
-          <w:p>
-            <w:pPr>
-              <w:spacing w:line="360" w:lineRule="auto" w:before="0" w:after="0"/>
+        <w:tblPrEx>
+          <w:tblBorders>
+            <w:top w:val="single" w:color="000000" w:sz="8" w:space="0"/>
+            <w:left w:val="none" w:color="auto" w:sz="0" w:space="0"/>
+            <w:bottom w:val="single" w:color="000000" w:sz="8" w:space="0"/>
+            <w:right w:val="none" w:color="auto" w:sz="0" w:space="0"/>
+            <w:insideH w:val="none" w:color="auto" w:sz="0" w:space="0"/>
+            <w:insideV w:val="none" w:color="auto" w:sz="0" w:space="0"/>
+          </w:tblBorders>
+          <w:tblCellMar>
+            <w:top w:w="0" w:type="dxa"/>
+            <w:left w:w="108" w:type="dxa"/>
+            <w:bottom w:w="0" w:type="dxa"/>
+            <w:right w:w="108" w:type="dxa"/>
+          </w:tblCellMar>
+        </w:tblPrEx>
+        <w:tc>
+          <w:tcPr>
+            <w:tcW w:w="2078" w:type="dxa"/>
+            <w:tcBorders>
+              <w:bottom w:val="single" w:color="000000" w:sz="8" w:space="0"/>
+            </w:tcBorders>
+          </w:tcPr>
+          <w:p>
+            <w:pPr>
+              <w:spacing w:before="0" w:after="0" w:line="360" w:lineRule="auto"/>
             </w:pPr>
             <w:r>
               <w:rPr>
@@ -3531,11 +3761,14 @@
         </w:tc>
         <w:tc>
           <w:tcPr>
-            <w:tcW w:type="dxa" w:w="2078"/>
-          </w:tcPr>
-          <w:p>
-            <w:pPr>
-              <w:spacing w:line="360" w:lineRule="auto" w:before="0" w:after="0"/>
+            <w:tcW w:w="2078" w:type="dxa"/>
+            <w:tcBorders>
+              <w:bottom w:val="single" w:color="000000" w:sz="8" w:space="0"/>
+            </w:tcBorders>
+          </w:tcPr>
+          <w:p>
+            <w:pPr>
+              <w:spacing w:before="0" w:after="0" w:line="360" w:lineRule="auto"/>
             </w:pPr>
             <w:r>
               <w:rPr>
@@ -3548,11 +3781,14 @@
         </w:tc>
         <w:tc>
           <w:tcPr>
-            <w:tcW w:type="dxa" w:w="2078"/>
-          </w:tcPr>
-          <w:p>
-            <w:pPr>
-              <w:spacing w:line="360" w:lineRule="auto" w:before="0" w:after="0"/>
+            <w:tcW w:w="2078" w:type="dxa"/>
+            <w:tcBorders>
+              <w:bottom w:val="single" w:color="000000" w:sz="8" w:space="0"/>
+            </w:tcBorders>
+          </w:tcPr>
+          <w:p>
+            <w:pPr>
+              <w:spacing w:before="0" w:after="0" w:line="360" w:lineRule="auto"/>
             </w:pPr>
             <w:r>
               <w:rPr>
@@ -3565,11 +3801,14 @@
         </w:tc>
         <w:tc>
           <w:tcPr>
-            <w:tcW w:type="dxa" w:w="2078"/>
-          </w:tcPr>
-          <w:p>
-            <w:pPr>
-              <w:spacing w:line="360" w:lineRule="auto" w:before="0" w:after="0"/>
+            <w:tcW w:w="2078" w:type="dxa"/>
+            <w:tcBorders>
+              <w:bottom w:val="single" w:color="000000" w:sz="8" w:space="0"/>
+            </w:tcBorders>
+          </w:tcPr>
+          <w:p>
+            <w:pPr>
+              <w:spacing w:before="0" w:after="0" w:line="360" w:lineRule="auto"/>
             </w:pPr>
             <w:r>
               <w:rPr>
@@ -3582,13 +3821,34 @@
         </w:tc>
       </w:tr>
       <w:tr>
-        <w:tc>
-          <w:tcPr>
-            <w:tcW w:type="dxa" w:w="2078"/>
-          </w:tcPr>
-          <w:p>
-            <w:pPr>
-              <w:spacing w:line="360" w:lineRule="auto" w:before="0" w:after="0"/>
+        <w:tblPrEx>
+          <w:tblBorders>
+            <w:top w:val="single" w:color="000000" w:sz="8" w:space="0"/>
+            <w:left w:val="none" w:color="auto" w:sz="0" w:space="0"/>
+            <w:bottom w:val="single" w:color="000000" w:sz="8" w:space="0"/>
+            <w:right w:val="none" w:color="auto" w:sz="0" w:space="0"/>
+            <w:insideH w:val="none" w:color="auto" w:sz="0" w:space="0"/>
+            <w:insideV w:val="none" w:color="auto" w:sz="0" w:space="0"/>
+          </w:tblBorders>
+          <w:tblCellMar>
+            <w:top w:w="0" w:type="dxa"/>
+            <w:left w:w="108" w:type="dxa"/>
+            <w:bottom w:w="0" w:type="dxa"/>
+            <w:right w:w="108" w:type="dxa"/>
+          </w:tblCellMar>
+        </w:tblPrEx>
+        <w:tc>
+          <w:tcPr>
+            <w:tcW w:w="2078" w:type="dxa"/>
+            <w:tcBorders>
+              <w:top w:val="single" w:color="000000" w:sz="8" w:space="0"/>
+              <w:tl2br w:val="nil"/>
+              <w:tr2bl w:val="nil"/>
+            </w:tcBorders>
+          </w:tcPr>
+          <w:p>
+            <w:pPr>
+              <w:spacing w:before="0" w:after="0" w:line="360" w:lineRule="auto"/>
             </w:pPr>
             <w:r>
               <w:rPr>
@@ -3601,11 +3861,16 @@
         </w:tc>
         <w:tc>
           <w:tcPr>
-            <w:tcW w:type="dxa" w:w="2078"/>
-          </w:tcPr>
-          <w:p>
-            <w:pPr>
-              <w:spacing w:line="360" w:lineRule="auto" w:before="0" w:after="0"/>
+            <w:tcW w:w="2078" w:type="dxa"/>
+            <w:tcBorders>
+              <w:top w:val="single" w:color="000000" w:sz="8" w:space="0"/>
+              <w:tl2br w:val="nil"/>
+              <w:tr2bl w:val="nil"/>
+            </w:tcBorders>
+          </w:tcPr>
+          <w:p>
+            <w:pPr>
+              <w:spacing w:before="0" w:after="0" w:line="360" w:lineRule="auto"/>
             </w:pPr>
             <w:r>
               <w:rPr>
@@ -3618,11 +3883,16 @@
         </w:tc>
         <w:tc>
           <w:tcPr>
-            <w:tcW w:type="dxa" w:w="2078"/>
-          </w:tcPr>
-          <w:p>
-            <w:pPr>
-              <w:spacing w:line="360" w:lineRule="auto" w:before="0" w:after="0"/>
+            <w:tcW w:w="2078" w:type="dxa"/>
+            <w:tcBorders>
+              <w:top w:val="single" w:color="000000" w:sz="8" w:space="0"/>
+              <w:tl2br w:val="nil"/>
+              <w:tr2bl w:val="nil"/>
+            </w:tcBorders>
+          </w:tcPr>
+          <w:p>
+            <w:pPr>
+              <w:spacing w:before="0" w:after="0" w:line="360" w:lineRule="auto"/>
             </w:pPr>
             <w:r>
               <w:rPr>
@@ -3635,11 +3905,16 @@
         </w:tc>
         <w:tc>
           <w:tcPr>
-            <w:tcW w:type="dxa" w:w="2078"/>
-          </w:tcPr>
-          <w:p>
-            <w:pPr>
-              <w:spacing w:line="360" w:lineRule="auto" w:before="0" w:after="0"/>
+            <w:tcW w:w="2078" w:type="dxa"/>
+            <w:tcBorders>
+              <w:top w:val="single" w:color="000000" w:sz="8" w:space="0"/>
+              <w:tl2br w:val="nil"/>
+              <w:tr2bl w:val="nil"/>
+            </w:tcBorders>
+          </w:tcPr>
+          <w:p>
+            <w:pPr>
+              <w:spacing w:before="0" w:after="0" w:line="360" w:lineRule="auto"/>
             </w:pPr>
             <w:r>
               <w:rPr>
@@ -3652,13 +3927,33 @@
         </w:tc>
       </w:tr>
       <w:tr>
-        <w:tc>
-          <w:tcPr>
-            <w:tcW w:type="dxa" w:w="2078"/>
-          </w:tcPr>
-          <w:p>
-            <w:pPr>
-              <w:spacing w:line="360" w:lineRule="auto" w:before="0" w:after="0"/>
+        <w:tblPrEx>
+          <w:tblBorders>
+            <w:top w:val="single" w:color="000000" w:sz="8" w:space="0"/>
+            <w:left w:val="none" w:color="auto" w:sz="0" w:space="0"/>
+            <w:bottom w:val="single" w:color="000000" w:sz="8" w:space="0"/>
+            <w:right w:val="none" w:color="auto" w:sz="0" w:space="0"/>
+            <w:insideH w:val="none" w:color="auto" w:sz="0" w:space="0"/>
+            <w:insideV w:val="none" w:color="auto" w:sz="0" w:space="0"/>
+          </w:tblBorders>
+          <w:tblCellMar>
+            <w:top w:w="0" w:type="dxa"/>
+            <w:left w:w="108" w:type="dxa"/>
+            <w:bottom w:w="0" w:type="dxa"/>
+            <w:right w:w="108" w:type="dxa"/>
+          </w:tblCellMar>
+        </w:tblPrEx>
+        <w:tc>
+          <w:tcPr>
+            <w:tcW w:w="2078" w:type="dxa"/>
+            <w:tcBorders>
+              <w:tl2br w:val="nil"/>
+              <w:tr2bl w:val="nil"/>
+            </w:tcBorders>
+          </w:tcPr>
+          <w:p>
+            <w:pPr>
+              <w:spacing w:before="0" w:after="0" w:line="360" w:lineRule="auto"/>
             </w:pPr>
             <w:r>
               <w:rPr>
@@ -3671,11 +3966,15 @@
         </w:tc>
         <w:tc>
           <w:tcPr>
-            <w:tcW w:type="dxa" w:w="2078"/>
-          </w:tcPr>
-          <w:p>
-            <w:pPr>
-              <w:spacing w:line="360" w:lineRule="auto" w:before="0" w:after="0"/>
+            <w:tcW w:w="2078" w:type="dxa"/>
+            <w:tcBorders>
+              <w:tl2br w:val="nil"/>
+              <w:tr2bl w:val="nil"/>
+            </w:tcBorders>
+          </w:tcPr>
+          <w:p>
+            <w:pPr>
+              <w:spacing w:before="0" w:after="0" w:line="360" w:lineRule="auto"/>
             </w:pPr>
             <w:r>
               <w:rPr>
@@ -3688,11 +3987,15 @@
         </w:tc>
         <w:tc>
           <w:tcPr>
-            <w:tcW w:type="dxa" w:w="2078"/>
-          </w:tcPr>
-          <w:p>
-            <w:pPr>
-              <w:spacing w:line="360" w:lineRule="auto" w:before="0" w:after="0"/>
+            <w:tcW w:w="2078" w:type="dxa"/>
+            <w:tcBorders>
+              <w:tl2br w:val="nil"/>
+              <w:tr2bl w:val="nil"/>
+            </w:tcBorders>
+          </w:tcPr>
+          <w:p>
+            <w:pPr>
+              <w:spacing w:before="0" w:after="0" w:line="360" w:lineRule="auto"/>
             </w:pPr>
             <w:r>
               <w:rPr>
@@ -3705,11 +4008,15 @@
         </w:tc>
         <w:tc>
           <w:tcPr>
-            <w:tcW w:type="dxa" w:w="2078"/>
-          </w:tcPr>
-          <w:p>
-            <w:pPr>
-              <w:spacing w:line="360" w:lineRule="auto" w:before="0" w:after="0"/>
+            <w:tcW w:w="2078" w:type="dxa"/>
+            <w:tcBorders>
+              <w:tl2br w:val="nil"/>
+              <w:tr2bl w:val="nil"/>
+            </w:tcBorders>
+          </w:tcPr>
+          <w:p>
+            <w:pPr>
+              <w:spacing w:before="0" w:after="0" w:line="360" w:lineRule="auto"/>
             </w:pPr>
             <w:r>
               <w:rPr>
@@ -3722,13 +4029,33 @@
         </w:tc>
       </w:tr>
       <w:tr>
-        <w:tc>
-          <w:tcPr>
-            <w:tcW w:type="dxa" w:w="2078"/>
-          </w:tcPr>
-          <w:p>
-            <w:pPr>
-              <w:spacing w:line="360" w:lineRule="auto" w:before="0" w:after="0"/>
+        <w:tblPrEx>
+          <w:tblBorders>
+            <w:top w:val="single" w:color="000000" w:sz="8" w:space="0"/>
+            <w:left w:val="none" w:color="auto" w:sz="0" w:space="0"/>
+            <w:bottom w:val="single" w:color="000000" w:sz="8" w:space="0"/>
+            <w:right w:val="none" w:color="auto" w:sz="0" w:space="0"/>
+            <w:insideH w:val="none" w:color="auto" w:sz="0" w:space="0"/>
+            <w:insideV w:val="none" w:color="auto" w:sz="0" w:space="0"/>
+          </w:tblBorders>
+          <w:tblCellMar>
+            <w:top w:w="0" w:type="dxa"/>
+            <w:left w:w="108" w:type="dxa"/>
+            <w:bottom w:w="0" w:type="dxa"/>
+            <w:right w:w="108" w:type="dxa"/>
+          </w:tblCellMar>
+        </w:tblPrEx>
+        <w:tc>
+          <w:tcPr>
+            <w:tcW w:w="2078" w:type="dxa"/>
+            <w:tcBorders>
+              <w:tl2br w:val="nil"/>
+              <w:tr2bl w:val="nil"/>
+            </w:tcBorders>
+          </w:tcPr>
+          <w:p>
+            <w:pPr>
+              <w:spacing w:before="0" w:after="0" w:line="360" w:lineRule="auto"/>
             </w:pPr>
             <w:r>
               <w:rPr>
@@ -3741,11 +4068,15 @@
         </w:tc>
         <w:tc>
           <w:tcPr>
-            <w:tcW w:type="dxa" w:w="2078"/>
-          </w:tcPr>
-          <w:p>
-            <w:pPr>
-              <w:spacing w:line="360" w:lineRule="auto" w:before="0" w:after="0"/>
+            <w:tcW w:w="2078" w:type="dxa"/>
+            <w:tcBorders>
+              <w:tl2br w:val="nil"/>
+              <w:tr2bl w:val="nil"/>
+            </w:tcBorders>
+          </w:tcPr>
+          <w:p>
+            <w:pPr>
+              <w:spacing w:before="0" w:after="0" w:line="360" w:lineRule="auto"/>
             </w:pPr>
             <w:r>
               <w:rPr>
@@ -3758,11 +4089,15 @@
         </w:tc>
         <w:tc>
           <w:tcPr>
-            <w:tcW w:type="dxa" w:w="2078"/>
-          </w:tcPr>
-          <w:p>
-            <w:pPr>
-              <w:spacing w:line="360" w:lineRule="auto" w:before="0" w:after="0"/>
+            <w:tcW w:w="2078" w:type="dxa"/>
+            <w:tcBorders>
+              <w:tl2br w:val="nil"/>
+              <w:tr2bl w:val="nil"/>
+            </w:tcBorders>
+          </w:tcPr>
+          <w:p>
+            <w:pPr>
+              <w:spacing w:before="0" w:after="0" w:line="360" w:lineRule="auto"/>
             </w:pPr>
             <w:r>
               <w:rPr>
@@ -3775,11 +4110,15 @@
         </w:tc>
         <w:tc>
           <w:tcPr>
-            <w:tcW w:type="dxa" w:w="2078"/>
-          </w:tcPr>
-          <w:p>
-            <w:pPr>
-              <w:spacing w:line="360" w:lineRule="auto" w:before="0" w:after="0"/>
+            <w:tcW w:w="2078" w:type="dxa"/>
+            <w:tcBorders>
+              <w:tl2br w:val="nil"/>
+              <w:tr2bl w:val="nil"/>
+            </w:tcBorders>
+          </w:tcPr>
+          <w:p>
+            <w:pPr>
+              <w:spacing w:before="0" w:after="0" w:line="360" w:lineRule="auto"/>
             </w:pPr>
             <w:r>
               <w:rPr>
@@ -3792,13 +4131,33 @@
         </w:tc>
       </w:tr>
       <w:tr>
-        <w:tc>
-          <w:tcPr>
-            <w:tcW w:type="dxa" w:w="2078"/>
-          </w:tcPr>
-          <w:p>
-            <w:pPr>
-              <w:spacing w:line="360" w:lineRule="auto" w:before="0" w:after="0"/>
+        <w:tblPrEx>
+          <w:tblBorders>
+            <w:top w:val="single" w:color="000000" w:sz="8" w:space="0"/>
+            <w:left w:val="none" w:color="auto" w:sz="0" w:space="0"/>
+            <w:bottom w:val="single" w:color="000000" w:sz="8" w:space="0"/>
+            <w:right w:val="none" w:color="auto" w:sz="0" w:space="0"/>
+            <w:insideH w:val="none" w:color="auto" w:sz="0" w:space="0"/>
+            <w:insideV w:val="none" w:color="auto" w:sz="0" w:space="0"/>
+          </w:tblBorders>
+          <w:tblCellMar>
+            <w:top w:w="0" w:type="dxa"/>
+            <w:left w:w="108" w:type="dxa"/>
+            <w:bottom w:w="0" w:type="dxa"/>
+            <w:right w:w="108" w:type="dxa"/>
+          </w:tblCellMar>
+        </w:tblPrEx>
+        <w:tc>
+          <w:tcPr>
+            <w:tcW w:w="2078" w:type="dxa"/>
+            <w:tcBorders>
+              <w:tl2br w:val="nil"/>
+              <w:tr2bl w:val="nil"/>
+            </w:tcBorders>
+          </w:tcPr>
+          <w:p>
+            <w:pPr>
+              <w:spacing w:before="0" w:after="0" w:line="360" w:lineRule="auto"/>
             </w:pPr>
             <w:r>
               <w:rPr>
@@ -3811,11 +4170,15 @@
         </w:tc>
         <w:tc>
           <w:tcPr>
-            <w:tcW w:type="dxa" w:w="2078"/>
-          </w:tcPr>
-          <w:p>
-            <w:pPr>
-              <w:spacing w:line="360" w:lineRule="auto" w:before="0" w:after="0"/>
+            <w:tcW w:w="2078" w:type="dxa"/>
+            <w:tcBorders>
+              <w:tl2br w:val="nil"/>
+              <w:tr2bl w:val="nil"/>
+            </w:tcBorders>
+          </w:tcPr>
+          <w:p>
+            <w:pPr>
+              <w:spacing w:before="0" w:after="0" w:line="360" w:lineRule="auto"/>
             </w:pPr>
             <w:r>
               <w:rPr>
@@ -3828,11 +4191,15 @@
         </w:tc>
         <w:tc>
           <w:tcPr>
-            <w:tcW w:type="dxa" w:w="2078"/>
-          </w:tcPr>
-          <w:p>
-            <w:pPr>
-              <w:spacing w:line="360" w:lineRule="auto" w:before="0" w:after="0"/>
+            <w:tcW w:w="2078" w:type="dxa"/>
+            <w:tcBorders>
+              <w:tl2br w:val="nil"/>
+              <w:tr2bl w:val="nil"/>
+            </w:tcBorders>
+          </w:tcPr>
+          <w:p>
+            <w:pPr>
+              <w:spacing w:before="0" w:after="0" w:line="360" w:lineRule="auto"/>
             </w:pPr>
             <w:r>
               <w:rPr>
@@ -3845,11 +4212,15 @@
         </w:tc>
         <w:tc>
           <w:tcPr>
-            <w:tcW w:type="dxa" w:w="2078"/>
-          </w:tcPr>
-          <w:p>
-            <w:pPr>
-              <w:spacing w:line="360" w:lineRule="auto" w:before="0" w:after="0"/>
+            <w:tcW w:w="2078" w:type="dxa"/>
+            <w:tcBorders>
+              <w:tl2br w:val="nil"/>
+              <w:tr2bl w:val="nil"/>
+            </w:tcBorders>
+          </w:tcPr>
+          <w:p>
+            <w:pPr>
+              <w:spacing w:before="0" w:after="0" w:line="360" w:lineRule="auto"/>
             </w:pPr>
             <w:r>
               <w:rPr>
@@ -3862,13 +4233,33 @@
         </w:tc>
       </w:tr>
       <w:tr>
-        <w:tc>
-          <w:tcPr>
-            <w:tcW w:type="dxa" w:w="2078"/>
-          </w:tcPr>
-          <w:p>
-            <w:pPr>
-              <w:spacing w:line="360" w:lineRule="auto" w:before="0" w:after="0"/>
+        <w:tblPrEx>
+          <w:tblBorders>
+            <w:top w:val="single" w:color="000000" w:sz="8" w:space="0"/>
+            <w:left w:val="none" w:color="auto" w:sz="0" w:space="0"/>
+            <w:bottom w:val="single" w:color="000000" w:sz="8" w:space="0"/>
+            <w:right w:val="none" w:color="auto" w:sz="0" w:space="0"/>
+            <w:insideH w:val="none" w:color="auto" w:sz="0" w:space="0"/>
+            <w:insideV w:val="none" w:color="auto" w:sz="0" w:space="0"/>
+          </w:tblBorders>
+          <w:tblCellMar>
+            <w:top w:w="0" w:type="dxa"/>
+            <w:left w:w="108" w:type="dxa"/>
+            <w:bottom w:w="0" w:type="dxa"/>
+            <w:right w:w="108" w:type="dxa"/>
+          </w:tblCellMar>
+        </w:tblPrEx>
+        <w:tc>
+          <w:tcPr>
+            <w:tcW w:w="2078" w:type="dxa"/>
+            <w:tcBorders>
+              <w:tl2br w:val="nil"/>
+              <w:tr2bl w:val="nil"/>
+            </w:tcBorders>
+          </w:tcPr>
+          <w:p>
+            <w:pPr>
+              <w:spacing w:before="0" w:after="0" w:line="360" w:lineRule="auto"/>
             </w:pPr>
             <w:r>
               <w:rPr>
@@ -3881,11 +4272,15 @@
         </w:tc>
         <w:tc>
           <w:tcPr>
-            <w:tcW w:type="dxa" w:w="2078"/>
-          </w:tcPr>
-          <w:p>
-            <w:pPr>
-              <w:spacing w:line="360" w:lineRule="auto" w:before="0" w:after="0"/>
+            <w:tcW w:w="2078" w:type="dxa"/>
+            <w:tcBorders>
+              <w:tl2br w:val="nil"/>
+              <w:tr2bl w:val="nil"/>
+            </w:tcBorders>
+          </w:tcPr>
+          <w:p>
+            <w:pPr>
+              <w:spacing w:before="0" w:after="0" w:line="360" w:lineRule="auto"/>
             </w:pPr>
             <w:r>
               <w:rPr>
@@ -3898,11 +4293,15 @@
         </w:tc>
         <w:tc>
           <w:tcPr>
-            <w:tcW w:type="dxa" w:w="2078"/>
-          </w:tcPr>
-          <w:p>
-            <w:pPr>
-              <w:spacing w:line="360" w:lineRule="auto" w:before="0" w:after="0"/>
+            <w:tcW w:w="2078" w:type="dxa"/>
+            <w:tcBorders>
+              <w:tl2br w:val="nil"/>
+              <w:tr2bl w:val="nil"/>
+            </w:tcBorders>
+          </w:tcPr>
+          <w:p>
+            <w:pPr>
+              <w:spacing w:before="0" w:after="0" w:line="360" w:lineRule="auto"/>
             </w:pPr>
             <w:r>
               <w:rPr>
@@ -3915,11 +4314,15 @@
         </w:tc>
         <w:tc>
           <w:tcPr>
-            <w:tcW w:type="dxa" w:w="2078"/>
-          </w:tcPr>
-          <w:p>
-            <w:pPr>
-              <w:spacing w:line="360" w:lineRule="auto" w:before="0" w:after="0"/>
+            <w:tcW w:w="2078" w:type="dxa"/>
+            <w:tcBorders>
+              <w:tl2br w:val="nil"/>
+              <w:tr2bl w:val="nil"/>
+            </w:tcBorders>
+          </w:tcPr>
+          <w:p>
+            <w:pPr>
+              <w:spacing w:before="0" w:after="0" w:line="360" w:lineRule="auto"/>
             </w:pPr>
             <w:r>
               <w:rPr>
@@ -3932,13 +4335,33 @@
         </w:tc>
       </w:tr>
       <w:tr>
-        <w:tc>
-          <w:tcPr>
-            <w:tcW w:type="dxa" w:w="2078"/>
-          </w:tcPr>
-          <w:p>
-            <w:pPr>
-              <w:spacing w:line="360" w:lineRule="auto" w:before="0" w:after="0"/>
+        <w:tblPrEx>
+          <w:tblBorders>
+            <w:top w:val="single" w:color="000000" w:sz="8" w:space="0"/>
+            <w:left w:val="none" w:color="auto" w:sz="0" w:space="0"/>
+            <w:bottom w:val="single" w:color="000000" w:sz="8" w:space="0"/>
+            <w:right w:val="none" w:color="auto" w:sz="0" w:space="0"/>
+            <w:insideH w:val="none" w:color="auto" w:sz="0" w:space="0"/>
+            <w:insideV w:val="none" w:color="auto" w:sz="0" w:space="0"/>
+          </w:tblBorders>
+          <w:tblCellMar>
+            <w:top w:w="0" w:type="dxa"/>
+            <w:left w:w="108" w:type="dxa"/>
+            <w:bottom w:w="0" w:type="dxa"/>
+            <w:right w:w="108" w:type="dxa"/>
+          </w:tblCellMar>
+        </w:tblPrEx>
+        <w:tc>
+          <w:tcPr>
+            <w:tcW w:w="2078" w:type="dxa"/>
+            <w:tcBorders>
+              <w:tl2br w:val="nil"/>
+              <w:tr2bl w:val="nil"/>
+            </w:tcBorders>
+          </w:tcPr>
+          <w:p>
+            <w:pPr>
+              <w:spacing w:before="0" w:after="0" w:line="360" w:lineRule="auto"/>
             </w:pPr>
             <w:r>
               <w:rPr>
@@ -3951,11 +4374,15 @@
         </w:tc>
         <w:tc>
           <w:tcPr>
-            <w:tcW w:type="dxa" w:w="2078"/>
-          </w:tcPr>
-          <w:p>
-            <w:pPr>
-              <w:spacing w:line="360" w:lineRule="auto" w:before="0" w:after="0"/>
+            <w:tcW w:w="2078" w:type="dxa"/>
+            <w:tcBorders>
+              <w:tl2br w:val="nil"/>
+              <w:tr2bl w:val="nil"/>
+            </w:tcBorders>
+          </w:tcPr>
+          <w:p>
+            <w:pPr>
+              <w:spacing w:before="0" w:after="0" w:line="360" w:lineRule="auto"/>
             </w:pPr>
             <w:r>
               <w:rPr>
@@ -3968,11 +4395,15 @@
         </w:tc>
         <w:tc>
           <w:tcPr>
-            <w:tcW w:type="dxa" w:w="2078"/>
-          </w:tcPr>
-          <w:p>
-            <w:pPr>
-              <w:spacing w:line="360" w:lineRule="auto" w:before="0" w:after="0"/>
+            <w:tcW w:w="2078" w:type="dxa"/>
+            <w:tcBorders>
+              <w:tl2br w:val="nil"/>
+              <w:tr2bl w:val="nil"/>
+            </w:tcBorders>
+          </w:tcPr>
+          <w:p>
+            <w:pPr>
+              <w:spacing w:before="0" w:after="0" w:line="360" w:lineRule="auto"/>
             </w:pPr>
             <w:r>
               <w:rPr>
@@ -3985,11 +4416,15 @@
         </w:tc>
         <w:tc>
           <w:tcPr>
-            <w:tcW w:type="dxa" w:w="2078"/>
-          </w:tcPr>
-          <w:p>
-            <w:pPr>
-              <w:spacing w:line="360" w:lineRule="auto" w:before="0" w:after="0"/>
+            <w:tcW w:w="2078" w:type="dxa"/>
+            <w:tcBorders>
+              <w:tl2br w:val="nil"/>
+              <w:tr2bl w:val="nil"/>
+            </w:tcBorders>
+          </w:tcPr>
+          <w:p>
+            <w:pPr>
+              <w:spacing w:before="0" w:after="0" w:line="360" w:lineRule="auto"/>
             </w:pPr>
             <w:r>
               <w:rPr>
@@ -4002,13 +4437,33 @@
         </w:tc>
       </w:tr>
       <w:tr>
-        <w:tc>
-          <w:tcPr>
-            <w:tcW w:type="dxa" w:w="2078"/>
-          </w:tcPr>
-          <w:p>
-            <w:pPr>
-              <w:spacing w:line="360" w:lineRule="auto" w:before="0" w:after="0"/>
+        <w:tblPrEx>
+          <w:tblBorders>
+            <w:top w:val="single" w:color="000000" w:sz="8" w:space="0"/>
+            <w:left w:val="none" w:color="auto" w:sz="0" w:space="0"/>
+            <w:bottom w:val="single" w:color="000000" w:sz="8" w:space="0"/>
+            <w:right w:val="none" w:color="auto" w:sz="0" w:space="0"/>
+            <w:insideH w:val="none" w:color="auto" w:sz="0" w:space="0"/>
+            <w:insideV w:val="none" w:color="auto" w:sz="0" w:space="0"/>
+          </w:tblBorders>
+          <w:tblCellMar>
+            <w:top w:w="0" w:type="dxa"/>
+            <w:left w:w="108" w:type="dxa"/>
+            <w:bottom w:w="0" w:type="dxa"/>
+            <w:right w:w="108" w:type="dxa"/>
+          </w:tblCellMar>
+        </w:tblPrEx>
+        <w:tc>
+          <w:tcPr>
+            <w:tcW w:w="2078" w:type="dxa"/>
+            <w:tcBorders>
+              <w:tl2br w:val="nil"/>
+              <w:tr2bl w:val="nil"/>
+            </w:tcBorders>
+          </w:tcPr>
+          <w:p>
+            <w:pPr>
+              <w:spacing w:before="0" w:after="0" w:line="360" w:lineRule="auto"/>
             </w:pPr>
             <w:r>
               <w:rPr>
@@ -4021,11 +4476,15 @@
         </w:tc>
         <w:tc>
           <w:tcPr>
-            <w:tcW w:type="dxa" w:w="2078"/>
-          </w:tcPr>
-          <w:p>
-            <w:pPr>
-              <w:spacing w:line="360" w:lineRule="auto" w:before="0" w:after="0"/>
+            <w:tcW w:w="2078" w:type="dxa"/>
+            <w:tcBorders>
+              <w:tl2br w:val="nil"/>
+              <w:tr2bl w:val="nil"/>
+            </w:tcBorders>
+          </w:tcPr>
+          <w:p>
+            <w:pPr>
+              <w:spacing w:before="0" w:after="0" w:line="360" w:lineRule="auto"/>
             </w:pPr>
             <w:r>
               <w:rPr>
@@ -4038,11 +4497,15 @@
         </w:tc>
         <w:tc>
           <w:tcPr>
-            <w:tcW w:type="dxa" w:w="2078"/>
-          </w:tcPr>
-          <w:p>
-            <w:pPr>
-              <w:spacing w:line="360" w:lineRule="auto" w:before="0" w:after="0"/>
+            <w:tcW w:w="2078" w:type="dxa"/>
+            <w:tcBorders>
+              <w:tl2br w:val="nil"/>
+              <w:tr2bl w:val="nil"/>
+            </w:tcBorders>
+          </w:tcPr>
+          <w:p>
+            <w:pPr>
+              <w:spacing w:before="0" w:after="0" w:line="360" w:lineRule="auto"/>
             </w:pPr>
             <w:r>
               <w:rPr>
@@ -4055,11 +4518,15 @@
         </w:tc>
         <w:tc>
           <w:tcPr>
-            <w:tcW w:type="dxa" w:w="2078"/>
-          </w:tcPr>
-          <w:p>
-            <w:pPr>
-              <w:spacing w:line="360" w:lineRule="auto" w:before="0" w:after="0"/>
+            <w:tcW w:w="2078" w:type="dxa"/>
+            <w:tcBorders>
+              <w:tl2br w:val="nil"/>
+              <w:tr2bl w:val="nil"/>
+            </w:tcBorders>
+          </w:tcPr>
+          <w:p>
+            <w:pPr>
+              <w:spacing w:before="0" w:after="0" w:line="360" w:lineRule="auto"/>
             </w:pPr>
             <w:r>
               <w:rPr>
@@ -4072,13 +4539,33 @@
         </w:tc>
       </w:tr>
       <w:tr>
-        <w:tc>
-          <w:tcPr>
-            <w:tcW w:type="dxa" w:w="2078"/>
-          </w:tcPr>
-          <w:p>
-            <w:pPr>
-              <w:spacing w:line="360" w:lineRule="auto" w:before="0" w:after="0"/>
+        <w:tblPrEx>
+          <w:tblBorders>
+            <w:top w:val="single" w:color="000000" w:sz="8" w:space="0"/>
+            <w:left w:val="none" w:color="auto" w:sz="0" w:space="0"/>
+            <w:bottom w:val="single" w:color="000000" w:sz="8" w:space="0"/>
+            <w:right w:val="none" w:color="auto" w:sz="0" w:space="0"/>
+            <w:insideH w:val="none" w:color="auto" w:sz="0" w:space="0"/>
+            <w:insideV w:val="none" w:color="auto" w:sz="0" w:space="0"/>
+          </w:tblBorders>
+          <w:tblCellMar>
+            <w:top w:w="0" w:type="dxa"/>
+            <w:left w:w="108" w:type="dxa"/>
+            <w:bottom w:w="0" w:type="dxa"/>
+            <w:right w:w="108" w:type="dxa"/>
+          </w:tblCellMar>
+        </w:tblPrEx>
+        <w:tc>
+          <w:tcPr>
+            <w:tcW w:w="2078" w:type="dxa"/>
+            <w:tcBorders>
+              <w:tl2br w:val="nil"/>
+              <w:tr2bl w:val="nil"/>
+            </w:tcBorders>
+          </w:tcPr>
+          <w:p>
+            <w:pPr>
+              <w:spacing w:before="0" w:after="0" w:line="360" w:lineRule="auto"/>
             </w:pPr>
             <w:r>
               <w:rPr>
@@ -4091,11 +4578,15 @@
         </w:tc>
         <w:tc>
           <w:tcPr>
-            <w:tcW w:type="dxa" w:w="2078"/>
-          </w:tcPr>
-          <w:p>
-            <w:pPr>
-              <w:spacing w:line="360" w:lineRule="auto" w:before="0" w:after="0"/>
+            <w:tcW w:w="2078" w:type="dxa"/>
+            <w:tcBorders>
+              <w:tl2br w:val="nil"/>
+              <w:tr2bl w:val="nil"/>
+            </w:tcBorders>
+          </w:tcPr>
+          <w:p>
+            <w:pPr>
+              <w:spacing w:before="0" w:after="0" w:line="360" w:lineRule="auto"/>
             </w:pPr>
             <w:r>
               <w:rPr>
@@ -4108,11 +4599,15 @@
         </w:tc>
         <w:tc>
           <w:tcPr>
-            <w:tcW w:type="dxa" w:w="2078"/>
-          </w:tcPr>
-          <w:p>
-            <w:pPr>
-              <w:spacing w:line="360" w:lineRule="auto" w:before="0" w:after="0"/>
+            <w:tcW w:w="2078" w:type="dxa"/>
+            <w:tcBorders>
+              <w:tl2br w:val="nil"/>
+              <w:tr2bl w:val="nil"/>
+            </w:tcBorders>
+          </w:tcPr>
+          <w:p>
+            <w:pPr>
+              <w:spacing w:before="0" w:after="0" w:line="360" w:lineRule="auto"/>
             </w:pPr>
             <w:r>
               <w:rPr>
@@ -4125,11 +4620,15 @@
         </w:tc>
         <w:tc>
           <w:tcPr>
-            <w:tcW w:type="dxa" w:w="2078"/>
-          </w:tcPr>
-          <w:p>
-            <w:pPr>
-              <w:spacing w:line="360" w:lineRule="auto" w:before="0" w:after="0"/>
+            <w:tcW w:w="2078" w:type="dxa"/>
+            <w:tcBorders>
+              <w:tl2br w:val="nil"/>
+              <w:tr2bl w:val="nil"/>
+            </w:tcBorders>
+          </w:tcPr>
+          <w:p>
+            <w:pPr>
+              <w:spacing w:before="0" w:after="0" w:line="360" w:lineRule="auto"/>
             </w:pPr>
             <w:r>
               <w:rPr>
@@ -4144,7 +4643,7 @@
     </w:tbl>
     <w:p>
       <w:pPr>
-        <w:spacing w:line="360" w:lineRule="auto" w:before="0" w:after="0"/>
+        <w:spacing w:before="0" w:after="0" w:line="360" w:lineRule="auto"/>
       </w:pPr>
       <w:r>
         <w:rPr>
@@ -4157,7 +4656,7 @@
     </w:p>
     <w:p>
       <w:pPr>
-        <w:spacing w:line="360" w:lineRule="auto" w:before="0" w:after="0"/>
+        <w:spacing w:before="0" w:after="0" w:line="360" w:lineRule="auto"/>
       </w:pPr>
       <w:r>
         <w:rPr>
@@ -4170,7 +4669,7 @@
     </w:p>
     <w:p>
       <w:pPr>
-        <w:spacing w:line="360" w:lineRule="auto" w:before="0" w:after="0"/>
+        <w:spacing w:before="0" w:after="0" w:line="360" w:lineRule="auto"/>
       </w:pPr>
       <w:r>
         <w:rPr>
@@ -4183,7 +4682,7 @@
     </w:p>
     <w:p>
       <w:pPr>
-        <w:spacing w:line="360" w:lineRule="auto" w:before="0" w:after="0"/>
+        <w:spacing w:before="0" w:after="0" w:line="360" w:lineRule="auto"/>
         <w:ind w:firstLine="480"/>
       </w:pPr>
       <w:r>
@@ -4197,44 +4696,102 @@
     </w:p>
     <w:p>
       <w:pPr>
-        <w:keepLines/>
-        <w:spacing w:line="360" w:lineRule="auto" w:before="0" w:after="0"/>
+        <w:pStyle w:val="4"/>
+        <w:keepNext w:val="0"/>
+        <w:keepLines w:val="0"/>
+        <w:pageBreakBefore w:val="0"/>
+        <w:widowControl w:val="0"/>
+        <w:kinsoku/>
+        <w:wordWrap/>
+        <w:overflowPunct/>
+        <w:topLinePunct w:val="0"/>
+        <w:autoSpaceDE/>
+        <w:autoSpaceDN/>
+        <w:bidi w:val="0"/>
+        <w:adjustRightInd/>
+        <w:snapToGrid/>
         <w:jc w:val="center"/>
-      </w:pPr>
-      <w:r>
-        <w:rPr>
-          <w:rFonts w:ascii="宋体" w:hAnsi="宋体" w:eastAsia="宋体"/>
-          <w:b w:val="0"/>
-          <w:sz w:val="24"/>
-        </w:rPr>
-        <w:t>表1-2  数据清洗过程记录</w:t>
+        <w:textAlignment w:val="auto"/>
+        <w:rPr>
+          <w:rFonts w:hint="eastAsia" w:eastAsia="黑体"/>
+          <w:lang w:val="en-US" w:eastAsia="zh-CN"/>
+        </w:rPr>
+      </w:pPr>
+      <w:r>
+        <w:t xml:space="preserve">表 </w:t>
+      </w:r>
+      <w:r>
+        <w:fldChar w:fldCharType="begin"/>
+      </w:r>
+      <w:r>
+        <w:instrText xml:space="preserve"> SEQ 表 \* ARABIC </w:instrText>
+      </w:r>
+      <w:r>
+        <w:fldChar w:fldCharType="separate"/>
+      </w:r>
+      <w:r>
+        <w:t>2</w:t>
+      </w:r>
+      <w:r>
+        <w:fldChar w:fldCharType="end"/>
+      </w:r>
+      <w:r>
+        <w:rPr>
+          <w:rFonts w:hint="eastAsia"/>
+          <w:lang w:val="en-US" w:eastAsia="zh-CN"/>
+        </w:rPr>
+        <w:t xml:space="preserve"> 数据清洗过程记录</w:t>
       </w:r>
     </w:p>
     <w:tbl>
       <w:tblPr>
-        <w:tblW w:type="auto" w:w="0"/>
-        <w:tblLook w:firstColumn="1" w:firstRow="1" w:lastColumn="0" w:lastRow="0" w:noHBand="0" w:noVBand="1" w:val="04A0"/>
+        <w:tblStyle w:val="8"/>
+        <w:tblW w:w="0" w:type="auto"/>
+        <w:tblInd w:w="0" w:type="dxa"/>
         <w:tblBorders>
-          <w:top w:val="single" w:sz="8" w:space="0" w:color="000000"/>
-          <w:left w:val="single" w:sz="8" w:space="0" w:color="000000"/>
-          <w:bottom w:val="single" w:sz="8" w:space="0" w:color="000000"/>
-          <w:right w:val="single" w:sz="8" w:space="0" w:color="000000"/>
-          <w:insideH w:val="single" w:sz="8" w:space="0" w:color="000000"/>
-          <w:insideV w:val="single" w:sz="8" w:space="0" w:color="000000"/>
+          <w:top w:val="single" w:color="000000" w:sz="8" w:space="0"/>
+          <w:left w:val="single" w:color="000000" w:sz="8" w:space="0"/>
+          <w:bottom w:val="single" w:color="000000" w:sz="8" w:space="0"/>
+          <w:right w:val="single" w:color="000000" w:sz="8" w:space="0"/>
+          <w:insideH w:val="single" w:color="000000" w:sz="8" w:space="0"/>
+          <w:insideV w:val="single" w:color="000000" w:sz="8" w:space="0"/>
         </w:tblBorders>
+        <w:tblLayout w:type="autofit"/>
+        <w:tblCellMar>
+          <w:top w:w="0" w:type="dxa"/>
+          <w:left w:w="108" w:type="dxa"/>
+          <w:bottom w:w="0" w:type="dxa"/>
+          <w:right w:w="108" w:type="dxa"/>
+        </w:tblCellMar>
       </w:tblPr>
       <w:tblGrid>
         <w:gridCol w:w="4156"/>
         <w:gridCol w:w="4156"/>
       </w:tblGrid>
       <w:tr>
-        <w:tc>
-          <w:tcPr>
-            <w:tcW w:type="dxa" w:w="4156"/>
-          </w:tcPr>
-          <w:p>
-            <w:pPr>
-              <w:spacing w:line="360" w:lineRule="auto" w:before="0" w:after="0"/>
+        <w:tblPrEx>
+          <w:tblBorders>
+            <w:top w:val="single" w:color="000000" w:sz="8" w:space="0"/>
+            <w:left w:val="single" w:color="000000" w:sz="8" w:space="0"/>
+            <w:bottom w:val="single" w:color="000000" w:sz="8" w:space="0"/>
+            <w:right w:val="single" w:color="000000" w:sz="8" w:space="0"/>
+            <w:insideH w:val="single" w:color="000000" w:sz="8" w:space="0"/>
+            <w:insideV w:val="single" w:color="000000" w:sz="8" w:space="0"/>
+          </w:tblBorders>
+          <w:tblCellMar>
+            <w:top w:w="0" w:type="dxa"/>
+            <w:left w:w="108" w:type="dxa"/>
+            <w:bottom w:w="0" w:type="dxa"/>
+            <w:right w:w="108" w:type="dxa"/>
+          </w:tblCellMar>
+        </w:tblPrEx>
+        <w:tc>
+          <w:tcPr>
+            <w:tcW w:w="4156" w:type="dxa"/>
+          </w:tcPr>
+          <w:p>
+            <w:pPr>
+              <w:spacing w:before="0" w:after="0" w:line="360" w:lineRule="auto"/>
             </w:pPr>
             <w:r>
               <w:rPr>
@@ -4247,11 +4804,11 @@
         </w:tc>
         <w:tc>
           <w:tcPr>
-            <w:tcW w:type="dxa" w:w="4156"/>
-          </w:tcPr>
-          <w:p>
-            <w:pPr>
-              <w:spacing w:line="360" w:lineRule="auto" w:before="0" w:after="0"/>
+            <w:tcW w:w="4156" w:type="dxa"/>
+          </w:tcPr>
+          <w:p>
+            <w:pPr>
+              <w:spacing w:before="0" w:after="0" w:line="360" w:lineRule="auto"/>
             </w:pPr>
             <w:r>
               <w:rPr>
@@ -4264,13 +4821,29 @@
         </w:tc>
       </w:tr>
       <w:tr>
-        <w:tc>
-          <w:tcPr>
-            <w:tcW w:type="dxa" w:w="4156"/>
-          </w:tcPr>
-          <w:p>
-            <w:pPr>
-              <w:spacing w:line="360" w:lineRule="auto" w:before="0" w:after="0"/>
+        <w:tblPrEx>
+          <w:tblBorders>
+            <w:top w:val="single" w:color="000000" w:sz="8" w:space="0"/>
+            <w:left w:val="single" w:color="000000" w:sz="8" w:space="0"/>
+            <w:bottom w:val="single" w:color="000000" w:sz="8" w:space="0"/>
+            <w:right w:val="single" w:color="000000" w:sz="8" w:space="0"/>
+            <w:insideH w:val="single" w:color="000000" w:sz="8" w:space="0"/>
+            <w:insideV w:val="single" w:color="000000" w:sz="8" w:space="0"/>
+          </w:tblBorders>
+          <w:tblCellMar>
+            <w:top w:w="0" w:type="dxa"/>
+            <w:left w:w="108" w:type="dxa"/>
+            <w:bottom w:w="0" w:type="dxa"/>
+            <w:right w:w="108" w:type="dxa"/>
+          </w:tblCellMar>
+        </w:tblPrEx>
+        <w:tc>
+          <w:tcPr>
+            <w:tcW w:w="4156" w:type="dxa"/>
+          </w:tcPr>
+          <w:p>
+            <w:pPr>
+              <w:spacing w:before="0" w:after="0" w:line="360" w:lineRule="auto"/>
             </w:pPr>
             <w:r>
               <w:rPr>
@@ -4283,11 +4856,11 @@
         </w:tc>
         <w:tc>
           <w:tcPr>
-            <w:tcW w:type="dxa" w:w="4156"/>
-          </w:tcPr>
-          <w:p>
-            <w:pPr>
-              <w:spacing w:line="360" w:lineRule="auto" w:before="0" w:after="0"/>
+            <w:tcW w:w="4156" w:type="dxa"/>
+          </w:tcPr>
+          <w:p>
+            <w:pPr>
+              <w:spacing w:before="0" w:after="0" w:line="360" w:lineRule="auto"/>
             </w:pPr>
             <w:r>
               <w:rPr>
@@ -4300,13 +4873,29 @@
         </w:tc>
       </w:tr>
       <w:tr>
-        <w:tc>
-          <w:tcPr>
-            <w:tcW w:type="dxa" w:w="4156"/>
-          </w:tcPr>
-          <w:p>
-            <w:pPr>
-              <w:spacing w:line="360" w:lineRule="auto" w:before="0" w:after="0"/>
+        <w:tblPrEx>
+          <w:tblBorders>
+            <w:top w:val="single" w:color="000000" w:sz="8" w:space="0"/>
+            <w:left w:val="single" w:color="000000" w:sz="8" w:space="0"/>
+            <w:bottom w:val="single" w:color="000000" w:sz="8" w:space="0"/>
+            <w:right w:val="single" w:color="000000" w:sz="8" w:space="0"/>
+            <w:insideH w:val="single" w:color="000000" w:sz="8" w:space="0"/>
+            <w:insideV w:val="single" w:color="000000" w:sz="8" w:space="0"/>
+          </w:tblBorders>
+          <w:tblCellMar>
+            <w:top w:w="0" w:type="dxa"/>
+            <w:left w:w="108" w:type="dxa"/>
+            <w:bottom w:w="0" w:type="dxa"/>
+            <w:right w:w="108" w:type="dxa"/>
+          </w:tblCellMar>
+        </w:tblPrEx>
+        <w:tc>
+          <w:tcPr>
+            <w:tcW w:w="4156" w:type="dxa"/>
+          </w:tcPr>
+          <w:p>
+            <w:pPr>
+              <w:spacing w:before="0" w:after="0" w:line="360" w:lineRule="auto"/>
             </w:pPr>
             <w:r>
               <w:rPr>
@@ -4319,11 +4908,11 @@
         </w:tc>
         <w:tc>
           <w:tcPr>
-            <w:tcW w:type="dxa" w:w="4156"/>
-          </w:tcPr>
-          <w:p>
-            <w:pPr>
-              <w:spacing w:line="360" w:lineRule="auto" w:before="0" w:after="0"/>
+            <w:tcW w:w="4156" w:type="dxa"/>
+          </w:tcPr>
+          <w:p>
+            <w:pPr>
+              <w:spacing w:before="0" w:after="0" w:line="360" w:lineRule="auto"/>
             </w:pPr>
             <w:r>
               <w:rPr>
@@ -4336,13 +4925,29 @@
         </w:tc>
       </w:tr>
       <w:tr>
-        <w:tc>
-          <w:tcPr>
-            <w:tcW w:type="dxa" w:w="4156"/>
-          </w:tcPr>
-          <w:p>
-            <w:pPr>
-              <w:spacing w:line="360" w:lineRule="auto" w:before="0" w:after="0"/>
+        <w:tblPrEx>
+          <w:tblBorders>
+            <w:top w:val="single" w:color="000000" w:sz="8" w:space="0"/>
+            <w:left w:val="single" w:color="000000" w:sz="8" w:space="0"/>
+            <w:bottom w:val="single" w:color="000000" w:sz="8" w:space="0"/>
+            <w:right w:val="single" w:color="000000" w:sz="8" w:space="0"/>
+            <w:insideH w:val="single" w:color="000000" w:sz="8" w:space="0"/>
+            <w:insideV w:val="single" w:color="000000" w:sz="8" w:space="0"/>
+          </w:tblBorders>
+          <w:tblCellMar>
+            <w:top w:w="0" w:type="dxa"/>
+            <w:left w:w="108" w:type="dxa"/>
+            <w:bottom w:w="0" w:type="dxa"/>
+            <w:right w:w="108" w:type="dxa"/>
+          </w:tblCellMar>
+        </w:tblPrEx>
+        <w:tc>
+          <w:tcPr>
+            <w:tcW w:w="4156" w:type="dxa"/>
+          </w:tcPr>
+          <w:p>
+            <w:pPr>
+              <w:spacing w:before="0" w:after="0" w:line="360" w:lineRule="auto"/>
             </w:pPr>
             <w:r>
               <w:rPr>
@@ -4355,11 +4960,11 @@
         </w:tc>
         <w:tc>
           <w:tcPr>
-            <w:tcW w:type="dxa" w:w="4156"/>
-          </w:tcPr>
-          <w:p>
-            <w:pPr>
-              <w:spacing w:line="360" w:lineRule="auto" w:before="0" w:after="0"/>
+            <w:tcW w:w="4156" w:type="dxa"/>
+          </w:tcPr>
+          <w:p>
+            <w:pPr>
+              <w:spacing w:before="0" w:after="0" w:line="360" w:lineRule="auto"/>
             </w:pPr>
             <w:r>
               <w:rPr>
@@ -4372,13 +4977,29 @@
         </w:tc>
       </w:tr>
       <w:tr>
-        <w:tc>
-          <w:tcPr>
-            <w:tcW w:type="dxa" w:w="4156"/>
-          </w:tcPr>
-          <w:p>
-            <w:pPr>
-              <w:spacing w:line="360" w:lineRule="auto" w:before="0" w:after="0"/>
+        <w:tblPrEx>
+          <w:tblBorders>
+            <w:top w:val="single" w:color="000000" w:sz="8" w:space="0"/>
+            <w:left w:val="single" w:color="000000" w:sz="8" w:space="0"/>
+            <w:bottom w:val="single" w:color="000000" w:sz="8" w:space="0"/>
+            <w:right w:val="single" w:color="000000" w:sz="8" w:space="0"/>
+            <w:insideH w:val="single" w:color="000000" w:sz="8" w:space="0"/>
+            <w:insideV w:val="single" w:color="000000" w:sz="8" w:space="0"/>
+          </w:tblBorders>
+          <w:tblCellMar>
+            <w:top w:w="0" w:type="dxa"/>
+            <w:left w:w="108" w:type="dxa"/>
+            <w:bottom w:w="0" w:type="dxa"/>
+            <w:right w:w="108" w:type="dxa"/>
+          </w:tblCellMar>
+        </w:tblPrEx>
+        <w:tc>
+          <w:tcPr>
+            <w:tcW w:w="4156" w:type="dxa"/>
+          </w:tcPr>
+          <w:p>
+            <w:pPr>
+              <w:spacing w:before="0" w:after="0" w:line="360" w:lineRule="auto"/>
             </w:pPr>
             <w:r>
               <w:rPr>
@@ -4391,11 +5012,11 @@
         </w:tc>
         <w:tc>
           <w:tcPr>
-            <w:tcW w:type="dxa" w:w="4156"/>
-          </w:tcPr>
-          <w:p>
-            <w:pPr>
-              <w:spacing w:line="360" w:lineRule="auto" w:before="0" w:after="0"/>
+            <w:tcW w:w="4156" w:type="dxa"/>
+          </w:tcPr>
+          <w:p>
+            <w:pPr>
+              <w:spacing w:before="0" w:after="0" w:line="360" w:lineRule="auto"/>
             </w:pPr>
             <w:r>
               <w:rPr>
@@ -4408,13 +5029,29 @@
         </w:tc>
       </w:tr>
       <w:tr>
-        <w:tc>
-          <w:tcPr>
-            <w:tcW w:type="dxa" w:w="4156"/>
-          </w:tcPr>
-          <w:p>
-            <w:pPr>
-              <w:spacing w:line="360" w:lineRule="auto" w:before="0" w:after="0"/>
+        <w:tblPrEx>
+          <w:tblBorders>
+            <w:top w:val="single" w:color="000000" w:sz="8" w:space="0"/>
+            <w:left w:val="single" w:color="000000" w:sz="8" w:space="0"/>
+            <w:bottom w:val="single" w:color="000000" w:sz="8" w:space="0"/>
+            <w:right w:val="single" w:color="000000" w:sz="8" w:space="0"/>
+            <w:insideH w:val="single" w:color="000000" w:sz="8" w:space="0"/>
+            <w:insideV w:val="single" w:color="000000" w:sz="8" w:space="0"/>
+          </w:tblBorders>
+          <w:tblCellMar>
+            <w:top w:w="0" w:type="dxa"/>
+            <w:left w:w="108" w:type="dxa"/>
+            <w:bottom w:w="0" w:type="dxa"/>
+            <w:right w:w="108" w:type="dxa"/>
+          </w:tblCellMar>
+        </w:tblPrEx>
+        <w:tc>
+          <w:tcPr>
+            <w:tcW w:w="4156" w:type="dxa"/>
+          </w:tcPr>
+          <w:p>
+            <w:pPr>
+              <w:spacing w:before="0" w:after="0" w:line="360" w:lineRule="auto"/>
             </w:pPr>
             <w:r>
               <w:rPr>
@@ -4427,11 +5064,11 @@
         </w:tc>
         <w:tc>
           <w:tcPr>
-            <w:tcW w:type="dxa" w:w="4156"/>
-          </w:tcPr>
-          <w:p>
-            <w:pPr>
-              <w:spacing w:line="360" w:lineRule="auto" w:before="0" w:after="0"/>
+            <w:tcW w:w="4156" w:type="dxa"/>
+          </w:tcPr>
+          <w:p>
+            <w:pPr>
+              <w:spacing w:before="0" w:after="0" w:line="360" w:lineRule="auto"/>
             </w:pPr>
             <w:r>
               <w:rPr>
@@ -4446,7 +5083,7 @@
     </w:tbl>
     <w:p>
       <w:pPr>
-        <w:spacing w:line="360" w:lineRule="auto" w:before="0" w:after="0"/>
+        <w:spacing w:before="0" w:after="0" w:line="360" w:lineRule="auto"/>
       </w:pPr>
       <w:r>
         <w:rPr>
@@ -4459,7 +5096,7 @@
     </w:p>
     <w:p>
       <w:pPr>
-        <w:spacing w:line="360" w:lineRule="auto" w:before="0" w:after="0"/>
+        <w:spacing w:before="0" w:after="0" w:line="360" w:lineRule="auto"/>
         <w:ind w:firstLine="480"/>
       </w:pPr>
       <w:r>
@@ -4474,14 +5111,22 @@
     <w:p>
       <w:pPr>
         <w:keepNext/>
-        <w:keepLines/>
         <w:jc w:val="center"/>
-      </w:pPr>
-      <w:r>
+        <w:rPr>
+          <w:rFonts w:hint="eastAsia" w:eastAsia="宋体"/>
+          <w:lang w:eastAsia="zh-CN"/>
+        </w:rPr>
+      </w:pPr>
+      <w:r>
+        <w:rPr>
+          <w:rFonts w:hint="eastAsia" w:eastAsia="宋体"/>
+          <w:lang w:eastAsia="zh-CN"/>
+        </w:rPr>
         <w:drawing>
-          <wp:inline xmlns:a="http://schemas.openxmlformats.org/drawingml/2006/main" xmlns:pic="http://schemas.openxmlformats.org/drawingml/2006/picture">
-            <wp:extent cx="4892040" cy="2717800"/>
-            <wp:docPr id="1" name="Picture 1"/>
+          <wp:inline distT="0" distB="0" distL="114300" distR="114300">
+            <wp:extent cx="4892040" cy="2924810"/>
+            <wp:effectExtent l="0" t="0" r="10160" b="8890"/>
+            <wp:docPr id="9" name="图片 9" descr="01_missing_before_after"/>
             <wp:cNvGraphicFramePr>
               <a:graphicFrameLocks noChangeAspect="1"/>
             </wp:cNvGraphicFramePr>
@@ -4489,8 +5134,112 @@
               <a:graphicData uri="http://schemas.openxmlformats.org/drawingml/2006/picture">
                 <pic:pic>
                   <pic:nvPicPr>
-                    <pic:cNvPr id="0" name="01_missing_before_after.png"/>
-                    <pic:cNvPicPr/>
+                    <pic:cNvPr id="9" name="图片 9" descr="01_missing_before_after"/>
+                    <pic:cNvPicPr>
+                      <a:picLocks noChangeAspect="1"/>
+                    </pic:cNvPicPr>
+                  </pic:nvPicPr>
+                  <pic:blipFill>
+                    <a:blip r:embed="rId6"/>
+                    <a:stretch>
+                      <a:fillRect/>
+                    </a:stretch>
+                  </pic:blipFill>
+                  <pic:spPr>
+                    <a:xfrm>
+                      <a:off x="0" y="0"/>
+                      <a:ext cx="4892040" cy="2924810"/>
+                    </a:xfrm>
+                    <a:prstGeom prst="rect">
+                      <a:avLst/>
+                    </a:prstGeom>
+                  </pic:spPr>
+                </pic:pic>
+              </a:graphicData>
+            </a:graphic>
+          </wp:inline>
+        </w:drawing>
+      </w:r>
+    </w:p>
+    <w:p>
+      <w:pPr>
+        <w:pStyle w:val="4"/>
+        <w:jc w:val="center"/>
+        <w:rPr>
+          <w:rFonts w:hint="eastAsia" w:eastAsia="黑体"/>
+          <w:lang w:val="en-US" w:eastAsia="zh-CN"/>
+        </w:rPr>
+      </w:pPr>
+      <w:r>
+        <w:t xml:space="preserve">图 </w:t>
+      </w:r>
+      <w:r>
+        <w:fldChar w:fldCharType="begin"/>
+      </w:r>
+      <w:r>
+        <w:instrText xml:space="preserve"> SEQ 图 \* ARABIC </w:instrText>
+      </w:r>
+      <w:r>
+        <w:fldChar w:fldCharType="separate"/>
+      </w:r>
+      <w:r>
+        <w:t>1</w:t>
+      </w:r>
+      <w:r>
+        <w:fldChar w:fldCharType="end"/>
+      </w:r>
+      <w:r>
+        <w:rPr>
+          <w:rFonts w:hint="eastAsia"/>
+          <w:lang w:val="en-US" w:eastAsia="zh-CN"/>
+        </w:rPr>
+        <w:t xml:space="preserve"> 补齐月份后填补前与清洗后缺失值对比</w:t>
+      </w:r>
+    </w:p>
+    <w:p>
+      <w:pPr>
+        <w:spacing w:line="360" w:lineRule="auto"/>
+        <w:ind w:firstLine="480"/>
+        <w:jc w:val="left"/>
+        <w:rPr>
+          <w:rFonts w:hint="eastAsia" w:ascii="宋体" w:hAnsi="宋体" w:eastAsia="宋体" w:cs="宋体"/>
+          <w:b w:val="0"/>
+          <w:sz w:val="24"/>
+          <w:lang w:eastAsia="zh-CN"/>
+        </w:rPr>
+      </w:pPr>
+      <w:r>
+        <w:rPr>
+          <w:rFonts w:hint="eastAsia" w:ascii="宋体" w:hAnsi="宋体" w:eastAsia="宋体" w:cs="宋体"/>
+          <w:b w:val="0"/>
+          <w:sz w:val="24"/>
+          <w:lang w:eastAsia="zh-CN"/>
+        </w:rPr>
+        <w:t>该图用于比较补齐完整月份后、缺失值填补前与清洗后的字段缺失情况。清洗前主要问题集中在补齐月份产生的 production_10k 缺失，经过同月历史中位数填补后，清洗后数据集中缺失值数量降为 0，说明时间序列完整性得到改善。</w:t>
+      </w:r>
+    </w:p>
+    <w:p>
+      <w:pPr>
+        <w:keepNext/>
+        <w:jc w:val="center"/>
+      </w:pPr>
+      <w:r>
+        <w:drawing>
+          <wp:inline distT="0" distB="0" distL="114300" distR="114300">
+            <wp:extent cx="4892040" cy="1956435"/>
+            <wp:effectExtent l="0" t="0" r="10160" b="12065"/>
+            <wp:docPr id="2" name="Picture 2"/>
+            <wp:cNvGraphicFramePr>
+              <a:graphicFrameLocks noChangeAspect="1"/>
+            </wp:cNvGraphicFramePr>
+            <a:graphic>
+              <a:graphicData uri="http://schemas.openxmlformats.org/drawingml/2006/picture">
+                <pic:pic>
+                  <pic:nvPicPr>
+                    <pic:cNvPr id="2" name="Picture 2"/>
+                    <pic:cNvPicPr>
+                      <a:picLocks noChangeAspect="1"/>
+                    </pic:cNvPicPr>
                   </pic:nvPicPr>
                   <pic:blipFill>
                     <a:blip r:embed="rId7"/>
@@ -4501,9 +5250,11 @@
                   <pic:spPr>
                     <a:xfrm>
                       <a:off x="0" y="0"/>
-                      <a:ext cx="4892040" cy="2717800"/>
+                      <a:ext cx="4892040" cy="1956816"/>
                     </a:xfrm>
-                    <a:prstGeom prst="rect"/>
+                    <a:prstGeom prst="rect">
+                      <a:avLst/>
+                    </a:prstGeom>
                   </pic:spPr>
                 </pic:pic>
               </a:graphicData>
@@ -4514,9 +5265,78 @@
     </w:p>
     <w:p>
       <w:pPr>
-        <w:keepLines/>
-        <w:spacing w:line="360" w:lineRule="auto" w:before="0" w:after="0"/>
+        <w:pStyle w:val="4"/>
         <w:jc w:val="center"/>
+        <w:rPr>
+          <w:rFonts w:hint="eastAsia" w:eastAsia="黑体"/>
+          <w:lang w:val="en-US" w:eastAsia="zh-CN"/>
+        </w:rPr>
+      </w:pPr>
+      <w:r>
+        <w:t xml:space="preserve">图 </w:t>
+      </w:r>
+      <w:r>
+        <w:fldChar w:fldCharType="begin"/>
+      </w:r>
+      <w:r>
+        <w:instrText xml:space="preserve"> SEQ 图 \* ARABIC </w:instrText>
+      </w:r>
+      <w:r>
+        <w:fldChar w:fldCharType="separate"/>
+      </w:r>
+      <w:r>
+        <w:t>2</w:t>
+      </w:r>
+      <w:r>
+        <w:fldChar w:fldCharType="end"/>
+      </w:r>
+      <w:r>
+        <w:rPr>
+          <w:rFonts w:hint="eastAsia"/>
+          <w:lang w:val="en-US" w:eastAsia="zh-CN"/>
+        </w:rPr>
+        <w:t xml:space="preserve"> 月度产量异常值处理前后对比</w:t>
+      </w:r>
+    </w:p>
+    <w:p>
+      <w:pPr>
+        <w:spacing w:line="360" w:lineRule="auto"/>
+        <w:ind w:firstLine="480"/>
+        <w:jc w:val="left"/>
+        <w:rPr>
+          <w:rFonts w:hint="eastAsia" w:ascii="宋体" w:hAnsi="宋体" w:eastAsia="宋体" w:cs="宋体"/>
+          <w:b w:val="0"/>
+          <w:sz w:val="24"/>
+          <w:lang w:eastAsia="zh-CN"/>
+        </w:rPr>
+      </w:pPr>
+      <w:r>
+        <w:rPr>
+          <w:rFonts w:hint="eastAsia" w:ascii="宋体" w:hAnsi="宋体" w:eastAsia="宋体" w:cs="宋体"/>
+          <w:b w:val="0"/>
+          <w:sz w:val="24"/>
+          <w:lang w:eastAsia="zh-CN"/>
+        </w:rPr>
+        <w:t>该图展示月度汽车产量在异常值处理前后的分布差异。处理前箱线图中存在少量极端高值，经过 IQR 方法识别并截尾后，数据分布更加集中，减少了极端值对年度汇总和趋势分析的影响。</w:t>
+      </w:r>
+    </w:p>
+    <w:p>
+      <w:pPr>
+        <w:spacing w:before="0" w:after="0" w:line="360" w:lineRule="auto"/>
+      </w:pPr>
+      <w:r>
+        <w:rPr>
+          <w:rFonts w:ascii="黑体" w:hAnsi="黑体" w:eastAsia="黑体"/>
+          <w:b/>
+          <w:sz w:val="24"/>
+        </w:rPr>
+        <w:t>1.5 清洗后数据分析结果</w:t>
+      </w:r>
+    </w:p>
+    <w:p>
+      <w:pPr>
+        <w:spacing w:before="0" w:after="0" w:line="360" w:lineRule="auto"/>
+        <w:ind w:firstLine="480"/>
       </w:pPr>
       <w:r>
         <w:rPr>
@@ -4524,20 +5344,20 @@
           <w:b w:val="0"/>
           <w:sz w:val="24"/>
         </w:rPr>
-        <w:t>图1-1  补齐月份后填补前与清洗后缺失值对比</w:t>
+        <w:t>本节基于清洗后的数据进行趋势分析和业务对比分析。年度表将新能源汽车销量、年度汽车产量汇总和全球对比数据按年份合并，便于进行趋势分析。2024 年中国新能源汽车销量为 1286.6 万辆，折合约 12.866 百万辆；中国电动汽车销量全球占比约为 64.7%。从趋势看，2021 年以后中国新能源汽车销量进入规模化增长阶段，全球占比长期保持较高水平。</w:t>
       </w:r>
     </w:p>
     <w:p>
       <w:pPr>
         <w:keepNext/>
-        <w:keepLines/>
         <w:jc w:val="center"/>
       </w:pPr>
       <w:r>
         <w:drawing>
-          <wp:inline xmlns:a="http://schemas.openxmlformats.org/drawingml/2006/main" xmlns:pic="http://schemas.openxmlformats.org/drawingml/2006/picture">
-            <wp:extent cx="4892040" cy="1956816"/>
-            <wp:docPr id="2" name="Picture 2"/>
+          <wp:inline distT="0" distB="0" distL="114300" distR="114300">
+            <wp:extent cx="4892040" cy="2446020"/>
+            <wp:effectExtent l="0" t="0" r="10160" b="5080"/>
+            <wp:docPr id="3" name="Picture 3"/>
             <wp:cNvGraphicFramePr>
               <a:graphicFrameLocks noChangeAspect="1"/>
             </wp:cNvGraphicFramePr>
@@ -4545,8 +5365,10 @@
               <a:graphicData uri="http://schemas.openxmlformats.org/drawingml/2006/picture">
                 <pic:pic>
                   <pic:nvPicPr>
-                    <pic:cNvPr id="0" name="05_production_boxplot_before_after.png"/>
-                    <pic:cNvPicPr/>
+                    <pic:cNvPr id="3" name="Picture 3"/>
+                    <pic:cNvPicPr>
+                      <a:picLocks noChangeAspect="1"/>
+                    </pic:cNvPicPr>
                   </pic:nvPicPr>
                   <pic:blipFill>
                     <a:blip r:embed="rId8"/>
@@ -4557,9 +5379,11 @@
                   <pic:spPr>
                     <a:xfrm>
                       <a:off x="0" y="0"/>
-                      <a:ext cx="4892040" cy="1956816"/>
+                      <a:ext cx="4892040" cy="2446020"/>
                     </a:xfrm>
-                    <a:prstGeom prst="rect"/>
+                    <a:prstGeom prst="rect">
+                      <a:avLst/>
+                    </a:prstGeom>
                   </pic:spPr>
                 </pic:pic>
               </a:graphicData>
@@ -4570,57 +5394,72 @@
     </w:p>
     <w:p>
       <w:pPr>
-        <w:keepLines/>
-        <w:spacing w:line="360" w:lineRule="auto" w:before="0" w:after="0"/>
+        <w:pStyle w:val="4"/>
         <w:jc w:val="center"/>
-      </w:pPr>
-      <w:r>
-        <w:rPr>
-          <w:rFonts w:ascii="宋体" w:hAnsi="宋体" w:eastAsia="宋体"/>
-          <w:b w:val="0"/>
-          <w:sz w:val="24"/>
-        </w:rPr>
-        <w:t>图1-2  月度产量异常值处理前后对比</w:t>
-      </w:r>
-    </w:p>
-    <w:p>
-      <w:pPr>
-        <w:spacing w:line="360" w:lineRule="auto" w:before="0" w:after="0"/>
-      </w:pPr>
-      <w:r>
-        <w:rPr>
-          <w:rFonts w:ascii="黑体" w:hAnsi="黑体" w:eastAsia="黑体"/>
-          <w:b/>
-          <w:sz w:val="24"/>
-        </w:rPr>
-        <w:t>1.5 清洗后数据分析结果</w:t>
-      </w:r>
-    </w:p>
-    <w:p>
-      <w:pPr>
-        <w:spacing w:line="360" w:lineRule="auto" w:before="0" w:after="0"/>
+        <w:rPr>
+          <w:rFonts w:hint="eastAsia" w:eastAsia="黑体"/>
+          <w:lang w:val="en-US" w:eastAsia="zh-CN"/>
+        </w:rPr>
+      </w:pPr>
+      <w:r>
+        <w:t xml:space="preserve">图 </w:t>
+      </w:r>
+      <w:r>
+        <w:fldChar w:fldCharType="begin"/>
+      </w:r>
+      <w:r>
+        <w:instrText xml:space="preserve"> SEQ 图 \* ARABIC </w:instrText>
+      </w:r>
+      <w:r>
+        <w:fldChar w:fldCharType="separate"/>
+      </w:r>
+      <w:r>
+        <w:t>3</w:t>
+      </w:r>
+      <w:r>
+        <w:fldChar w:fldCharType="end"/>
+      </w:r>
+      <w:r>
+        <w:rPr>
+          <w:rFonts w:hint="eastAsia"/>
+          <w:lang w:val="en-US" w:eastAsia="zh-CN"/>
+        </w:rPr>
+        <w:t xml:space="preserve"> 清洗后中国新能源汽车年度销量趋势</w:t>
+      </w:r>
+    </w:p>
+    <w:p>
+      <w:pPr>
+        <w:spacing w:line="360" w:lineRule="auto"/>
         <w:ind w:firstLine="480"/>
-      </w:pPr>
-      <w:r>
-        <w:rPr>
-          <w:rFonts w:ascii="宋体" w:hAnsi="宋体" w:eastAsia="宋体"/>
-          <w:b w:val="0"/>
-          <w:sz w:val="24"/>
-        </w:rPr>
-        <w:t>本节基于清洗后的数据进行趋势分析和业务对比分析，以下图表不属于清洗前后对比图。年度表将新能源汽车销量、年度汽车产量汇总和全球对比数据按年份合并，便于进行趋势分析。2024 年中国新能源汽车销量为 1286.6 万辆，折合约 12.866 百万辆；中国电动汽车销量全球占比约为 64.7%。从趋势看，2021 年以后中国新能源汽车销量进入规模化增长阶段，全球占比长期保持较高水平。</w:t>
+        <w:jc w:val="left"/>
+        <w:rPr>
+          <w:rFonts w:hint="eastAsia" w:ascii="宋体" w:hAnsi="宋体" w:eastAsia="宋体" w:cs="宋体"/>
+          <w:b w:val="0"/>
+          <w:sz w:val="24"/>
+          <w:lang w:eastAsia="zh-CN"/>
+        </w:rPr>
+      </w:pPr>
+      <w:r>
+        <w:rPr>
+          <w:rFonts w:hint="eastAsia" w:ascii="宋体" w:hAnsi="宋体" w:eastAsia="宋体" w:cs="宋体"/>
+          <w:b w:val="0"/>
+          <w:sz w:val="24"/>
+          <w:lang w:eastAsia="zh-CN"/>
+        </w:rPr>
+        <w:t>该图展示清洗后中国新能源汽车年度销量的变化趋势。结果显示，2021 年以后销量增长明显加快，说明中国新能源汽车市场由导入阶段进入规模化增长阶段，清洗后的年度数据能够较清晰地反映产业增长趋势。</w:t>
       </w:r>
     </w:p>
     <w:p>
       <w:pPr>
         <w:keepNext/>
-        <w:keepLines/>
         <w:jc w:val="center"/>
       </w:pPr>
       <w:r>
         <w:drawing>
-          <wp:inline xmlns:a="http://schemas.openxmlformats.org/drawingml/2006/main" xmlns:pic="http://schemas.openxmlformats.org/drawingml/2006/picture">
+          <wp:inline distT="0" distB="0" distL="114300" distR="114300">
             <wp:extent cx="4892040" cy="2446020"/>
-            <wp:docPr id="3" name="Picture 3"/>
+            <wp:effectExtent l="0" t="0" r="10160" b="5080"/>
+            <wp:docPr id="4" name="Picture 4"/>
             <wp:cNvGraphicFramePr>
               <a:graphicFrameLocks noChangeAspect="1"/>
             </wp:cNvGraphicFramePr>
@@ -4628,8 +5467,10 @@
               <a:graphicData uri="http://schemas.openxmlformats.org/drawingml/2006/picture">
                 <pic:pic>
                   <pic:nvPicPr>
-                    <pic:cNvPr id="0" name="02_nev_sales_trend.png"/>
-                    <pic:cNvPicPr/>
+                    <pic:cNvPr id="4" name="Picture 4"/>
+                    <pic:cNvPicPr>
+                      <a:picLocks noChangeAspect="1"/>
+                    </pic:cNvPicPr>
                   </pic:nvPicPr>
                   <pic:blipFill>
                     <a:blip r:embed="rId9"/>
@@ -4642,7 +5483,9 @@
                       <a:off x="0" y="0"/>
                       <a:ext cx="4892040" cy="2446020"/>
                     </a:xfrm>
-                    <a:prstGeom prst="rect"/>
+                    <a:prstGeom prst="rect">
+                      <a:avLst/>
+                    </a:prstGeom>
                   </pic:spPr>
                 </pic:pic>
               </a:graphicData>
@@ -4653,30 +5496,72 @@
     </w:p>
     <w:p>
       <w:pPr>
-        <w:keepLines/>
-        <w:spacing w:line="360" w:lineRule="auto" w:before="0" w:after="0"/>
+        <w:pStyle w:val="4"/>
         <w:jc w:val="center"/>
-      </w:pPr>
-      <w:r>
-        <w:rPr>
-          <w:rFonts w:ascii="宋体" w:hAnsi="宋体" w:eastAsia="宋体"/>
-          <w:b w:val="0"/>
-          <w:sz w:val="24"/>
-        </w:rPr>
-        <w:t>图1-3  清洗后中国新能源汽车年度销量趋势</w:t>
+        <w:rPr>
+          <w:rFonts w:hint="eastAsia" w:eastAsia="黑体"/>
+          <w:lang w:val="en-US" w:eastAsia="zh-CN"/>
+        </w:rPr>
+      </w:pPr>
+      <w:r>
+        <w:t xml:space="preserve">图 </w:t>
+      </w:r>
+      <w:r>
+        <w:fldChar w:fldCharType="begin"/>
+      </w:r>
+      <w:r>
+        <w:instrText xml:space="preserve"> SEQ 图 \* ARABIC </w:instrText>
+      </w:r>
+      <w:r>
+        <w:fldChar w:fldCharType="separate"/>
+      </w:r>
+      <w:r>
+        <w:t>4</w:t>
+      </w:r>
+      <w:r>
+        <w:fldChar w:fldCharType="end"/>
+      </w:r>
+      <w:r>
+        <w:rPr>
+          <w:rFonts w:hint="eastAsia"/>
+          <w:lang w:val="en-US" w:eastAsia="zh-CN"/>
+        </w:rPr>
+        <w:t xml:space="preserve"> 清洗后中国新能源汽车年度销量同比增速</w:t>
+      </w:r>
+    </w:p>
+    <w:p>
+      <w:pPr>
+        <w:spacing w:line="360" w:lineRule="auto"/>
+        <w:ind w:firstLine="480"/>
+        <w:jc w:val="left"/>
+        <w:rPr>
+          <w:rFonts w:hint="eastAsia" w:ascii="宋体" w:hAnsi="宋体" w:eastAsia="宋体" w:cs="宋体"/>
+          <w:b w:val="0"/>
+          <w:sz w:val="24"/>
+          <w:lang w:eastAsia="zh-CN"/>
+        </w:rPr>
+      </w:pPr>
+      <w:r>
+        <w:rPr>
+          <w:rFonts w:hint="eastAsia" w:ascii="宋体" w:hAnsi="宋体" w:eastAsia="宋体" w:cs="宋体"/>
+          <w:b w:val="0"/>
+          <w:sz w:val="24"/>
+          <w:lang w:eastAsia="zh-CN"/>
+        </w:rPr>
+        <w:t>该图展示清洗后年度销量的同比增速变化。同比增速可以反映不同年份增长速度的波动情况，其中高增速年份对应市场快速扩张阶段，后续增速回落则说明市场规模扩大后增长逐渐趋于稳定。</w:t>
       </w:r>
     </w:p>
     <w:p>
       <w:pPr>
         <w:keepNext/>
-        <w:keepLines/>
         <w:jc w:val="center"/>
       </w:pPr>
       <w:r>
         <w:drawing>
-          <wp:inline xmlns:a="http://schemas.openxmlformats.org/drawingml/2006/main" xmlns:pic="http://schemas.openxmlformats.org/drawingml/2006/picture">
-            <wp:extent cx="4892040" cy="2446020"/>
-            <wp:docPr id="4" name="Picture 4"/>
+          <wp:inline distT="0" distB="0" distL="114300" distR="114300">
+            <wp:extent cx="4892040" cy="2223135"/>
+            <wp:effectExtent l="0" t="0" r="10160" b="12065"/>
+            <wp:docPr id="5" name="Picture 5"/>
             <wp:cNvGraphicFramePr>
               <a:graphicFrameLocks noChangeAspect="1"/>
             </wp:cNvGraphicFramePr>
@@ -4684,8 +5569,10 @@
               <a:graphicData uri="http://schemas.openxmlformats.org/drawingml/2006/picture">
                 <pic:pic>
                   <pic:nvPicPr>
-                    <pic:cNvPr id="0" name="03_nev_yoy_growth.png"/>
-                    <pic:cNvPicPr/>
+                    <pic:cNvPr id="5" name="Picture 5"/>
+                    <pic:cNvPicPr>
+                      <a:picLocks noChangeAspect="1"/>
+                    </pic:cNvPicPr>
                   </pic:nvPicPr>
                   <pic:blipFill>
                     <a:blip r:embed="rId10"/>
@@ -4696,9 +5583,11 @@
                   <pic:spPr>
                     <a:xfrm>
                       <a:off x="0" y="0"/>
-                      <a:ext cx="4892040" cy="2446020"/>
+                      <a:ext cx="4892040" cy="2223655"/>
                     </a:xfrm>
-                    <a:prstGeom prst="rect"/>
+                    <a:prstGeom prst="rect">
+                      <a:avLst/>
+                    </a:prstGeom>
                   </pic:spPr>
                 </pic:pic>
               </a:graphicData>
@@ -4709,30 +5598,72 @@
     </w:p>
     <w:p>
       <w:pPr>
-        <w:keepLines/>
-        <w:spacing w:line="360" w:lineRule="auto" w:before="0" w:after="0"/>
+        <w:pStyle w:val="4"/>
         <w:jc w:val="center"/>
-      </w:pPr>
-      <w:r>
-        <w:rPr>
-          <w:rFonts w:ascii="宋体" w:hAnsi="宋体" w:eastAsia="宋体"/>
-          <w:b w:val="0"/>
-          <w:sz w:val="24"/>
-        </w:rPr>
-        <w:t>图1-4  清洗后中国新能源汽车年度销量同比增速</w:t>
+        <w:rPr>
+          <w:rFonts w:hint="eastAsia" w:eastAsia="黑体"/>
+          <w:lang w:val="en-US" w:eastAsia="zh-CN"/>
+        </w:rPr>
+      </w:pPr>
+      <w:r>
+        <w:t xml:space="preserve">图 </w:t>
+      </w:r>
+      <w:r>
+        <w:fldChar w:fldCharType="begin"/>
+      </w:r>
+      <w:r>
+        <w:instrText xml:space="preserve"> SEQ 图 \* ARABIC </w:instrText>
+      </w:r>
+      <w:r>
+        <w:fldChar w:fldCharType="separate"/>
+      </w:r>
+      <w:r>
+        <w:t>5</w:t>
+      </w:r>
+      <w:r>
+        <w:fldChar w:fldCharType="end"/>
+      </w:r>
+      <w:r>
+        <w:rPr>
+          <w:rFonts w:hint="eastAsia"/>
+          <w:lang w:val="en-US" w:eastAsia="zh-CN"/>
+        </w:rPr>
+        <w:t xml:space="preserve"> 清洗后中国汽车月度产量趋势</w:t>
+      </w:r>
+    </w:p>
+    <w:p>
+      <w:pPr>
+        <w:spacing w:line="360" w:lineRule="auto"/>
+        <w:ind w:firstLine="480"/>
+        <w:jc w:val="left"/>
+        <w:rPr>
+          <w:rFonts w:hint="eastAsia" w:ascii="宋体" w:hAnsi="宋体" w:eastAsia="宋体" w:cs="宋体"/>
+          <w:b w:val="0"/>
+          <w:sz w:val="24"/>
+          <w:lang w:eastAsia="zh-CN"/>
+        </w:rPr>
+      </w:pPr>
+      <w:r>
+        <w:rPr>
+          <w:rFonts w:hint="eastAsia" w:ascii="宋体" w:hAnsi="宋体" w:eastAsia="宋体" w:cs="宋体"/>
+          <w:b w:val="0"/>
+          <w:sz w:val="24"/>
+          <w:lang w:eastAsia="zh-CN"/>
+        </w:rPr>
+        <w:t>该图展示清洗后的中国汽车月度产量序列。经过月份补齐、缺失填补和异常值处理后，月度曲线更加连续，便于观察汽车产量的季节性波动和长期变化趋势。</w:t>
       </w:r>
     </w:p>
     <w:p>
       <w:pPr>
         <w:keepNext/>
-        <w:keepLines/>
         <w:jc w:val="center"/>
       </w:pPr>
       <w:r>
         <w:drawing>
-          <wp:inline xmlns:a="http://schemas.openxmlformats.org/drawingml/2006/main" xmlns:pic="http://schemas.openxmlformats.org/drawingml/2006/picture">
-            <wp:extent cx="4892040" cy="2223655"/>
-            <wp:docPr id="5" name="Picture 5"/>
+          <wp:inline distT="0" distB="0" distL="114300" distR="114300">
+            <wp:extent cx="4892040" cy="2717800"/>
+            <wp:effectExtent l="0" t="0" r="10160" b="0"/>
+            <wp:docPr id="6" name="Picture 6"/>
             <wp:cNvGraphicFramePr>
               <a:graphicFrameLocks noChangeAspect="1"/>
             </wp:cNvGraphicFramePr>
@@ -4740,8 +5671,10 @@
               <a:graphicData uri="http://schemas.openxmlformats.org/drawingml/2006/picture">
                 <pic:pic>
                   <pic:nvPicPr>
-                    <pic:cNvPr id="0" name="04_monthly_car_production.png"/>
-                    <pic:cNvPicPr/>
+                    <pic:cNvPr id="6" name="Picture 6"/>
+                    <pic:cNvPicPr>
+                      <a:picLocks noChangeAspect="1"/>
+                    </pic:cNvPicPr>
                   </pic:nvPicPr>
                   <pic:blipFill>
                     <a:blip r:embed="rId11"/>
@@ -4752,9 +5685,11 @@
                   <pic:spPr>
                     <a:xfrm>
                       <a:off x="0" y="0"/>
-                      <a:ext cx="4892040" cy="2223655"/>
+                      <a:ext cx="4892040" cy="2717800"/>
                     </a:xfrm>
-                    <a:prstGeom prst="rect"/>
+                    <a:prstGeom prst="rect">
+                      <a:avLst/>
+                    </a:prstGeom>
                   </pic:spPr>
                 </pic:pic>
               </a:graphicData>
@@ -4765,30 +5700,72 @@
     </w:p>
     <w:p>
       <w:pPr>
-        <w:keepLines/>
-        <w:spacing w:line="360" w:lineRule="auto" w:before="0" w:after="0"/>
+        <w:pStyle w:val="4"/>
         <w:jc w:val="center"/>
-      </w:pPr>
-      <w:r>
-        <w:rPr>
-          <w:rFonts w:ascii="宋体" w:hAnsi="宋体" w:eastAsia="宋体"/>
-          <w:b w:val="0"/>
-          <w:sz w:val="24"/>
-        </w:rPr>
-        <w:t>图1-5  清洗后中国汽车月度产量趋势</w:t>
+        <w:rPr>
+          <w:rFonts w:hint="eastAsia" w:eastAsia="黑体"/>
+          <w:lang w:val="en-US" w:eastAsia="zh-CN"/>
+        </w:rPr>
+      </w:pPr>
+      <w:r>
+        <w:t xml:space="preserve">图 </w:t>
+      </w:r>
+      <w:r>
+        <w:fldChar w:fldCharType="begin"/>
+      </w:r>
+      <w:r>
+        <w:instrText xml:space="preserve"> SEQ 图 \* ARABIC </w:instrText>
+      </w:r>
+      <w:r>
+        <w:fldChar w:fldCharType="separate"/>
+      </w:r>
+      <w:r>
+        <w:t>6</w:t>
+      </w:r>
+      <w:r>
+        <w:fldChar w:fldCharType="end"/>
+      </w:r>
+      <w:r>
+        <w:rPr>
+          <w:rFonts w:hint="eastAsia"/>
+          <w:lang w:val="en-US" w:eastAsia="zh-CN"/>
+        </w:rPr>
+        <w:t xml:space="preserve"> 清洗后中国电动汽车销量全球占比</w:t>
+      </w:r>
+    </w:p>
+    <w:p>
+      <w:pPr>
+        <w:spacing w:line="360" w:lineRule="auto"/>
+        <w:ind w:firstLine="480"/>
+        <w:jc w:val="left"/>
+        <w:rPr>
+          <w:rFonts w:hint="eastAsia" w:ascii="宋体" w:hAnsi="宋体" w:eastAsia="宋体" w:cs="宋体"/>
+          <w:b w:val="0"/>
+          <w:sz w:val="24"/>
+          <w:lang w:eastAsia="zh-CN"/>
+        </w:rPr>
+      </w:pPr>
+      <w:r>
+        <w:rPr>
+          <w:rFonts w:hint="eastAsia" w:ascii="宋体" w:hAnsi="宋体" w:eastAsia="宋体" w:cs="宋体"/>
+          <w:b w:val="0"/>
+          <w:sz w:val="24"/>
+          <w:lang w:eastAsia="zh-CN"/>
+        </w:rPr>
+        <w:t>该图展示清洗后中国电动汽车销量在全球销量中的占比变化。中国占比整体保持在较高水平，说明中国市场在全球电动汽车增长中具有重要地位，也体现了政策推动、产业链完善和市场需求扩大的共同作用。</w:t>
       </w:r>
     </w:p>
     <w:p>
       <w:pPr>
         <w:keepNext/>
-        <w:keepLines/>
         <w:jc w:val="center"/>
       </w:pPr>
       <w:r>
         <w:drawing>
-          <wp:inline xmlns:a="http://schemas.openxmlformats.org/drawingml/2006/main" xmlns:pic="http://schemas.openxmlformats.org/drawingml/2006/picture">
-            <wp:extent cx="4892040" cy="2717800"/>
-            <wp:docPr id="6" name="Picture 6"/>
+          <wp:inline distT="0" distB="0" distL="114300" distR="114300">
+            <wp:extent cx="4892040" cy="2446020"/>
+            <wp:effectExtent l="0" t="0" r="10160" b="5080"/>
+            <wp:docPr id="7" name="Picture 7"/>
             <wp:cNvGraphicFramePr>
               <a:graphicFrameLocks noChangeAspect="1"/>
             </wp:cNvGraphicFramePr>
@@ -4796,8 +5773,10 @@
               <a:graphicData uri="http://schemas.openxmlformats.org/drawingml/2006/picture">
                 <pic:pic>
                   <pic:nvPicPr>
-                    <pic:cNvPr id="0" name="06_china_world_share.png"/>
-                    <pic:cNvPicPr/>
+                    <pic:cNvPr id="7" name="Picture 7"/>
+                    <pic:cNvPicPr>
+                      <a:picLocks noChangeAspect="1"/>
+                    </pic:cNvPicPr>
                   </pic:nvPicPr>
                   <pic:blipFill>
                     <a:blip r:embed="rId12"/>
@@ -4808,9 +5787,11 @@
                   <pic:spPr>
                     <a:xfrm>
                       <a:off x="0" y="0"/>
-                      <a:ext cx="4892040" cy="2717800"/>
+                      <a:ext cx="4892040" cy="2446020"/>
                     </a:xfrm>
-                    <a:prstGeom prst="rect"/>
+                    <a:prstGeom prst="rect">
+                      <a:avLst/>
+                    </a:prstGeom>
                   </pic:spPr>
                 </pic:pic>
               </a:graphicData>
@@ -4821,30 +5802,72 @@
     </w:p>
     <w:p>
       <w:pPr>
-        <w:keepLines/>
-        <w:spacing w:line="360" w:lineRule="auto" w:before="0" w:after="0"/>
+        <w:pStyle w:val="4"/>
         <w:jc w:val="center"/>
-      </w:pPr>
-      <w:r>
-        <w:rPr>
-          <w:rFonts w:ascii="宋体" w:hAnsi="宋体" w:eastAsia="宋体"/>
-          <w:b w:val="0"/>
-          <w:sz w:val="24"/>
-        </w:rPr>
-        <w:t>图1-6  清洗后中国电动汽车销量全球占比</w:t>
+        <w:rPr>
+          <w:rFonts w:hint="eastAsia" w:eastAsia="黑体"/>
+          <w:lang w:val="en-US" w:eastAsia="zh-CN"/>
+        </w:rPr>
+      </w:pPr>
+      <w:r>
+        <w:t xml:space="preserve">图 </w:t>
+      </w:r>
+      <w:r>
+        <w:fldChar w:fldCharType="begin"/>
+      </w:r>
+      <w:r>
+        <w:instrText xml:space="preserve"> SEQ 图 \* ARABIC </w:instrText>
+      </w:r>
+      <w:r>
+        <w:fldChar w:fldCharType="separate"/>
+      </w:r>
+      <w:r>
+        <w:t>7</w:t>
+      </w:r>
+      <w:r>
+        <w:fldChar w:fldCharType="end"/>
+      </w:r>
+      <w:r>
+        <w:rPr>
+          <w:rFonts w:hint="eastAsia"/>
+          <w:lang w:val="en-US" w:eastAsia="zh-CN"/>
+        </w:rPr>
+        <w:t xml:space="preserve"> 清洗后中国与世界其他地区电动汽车销量业务对比</w:t>
+      </w:r>
+    </w:p>
+    <w:p>
+      <w:pPr>
+        <w:spacing w:line="360" w:lineRule="auto"/>
+        <w:ind w:firstLine="480"/>
+        <w:jc w:val="left"/>
+        <w:rPr>
+          <w:rFonts w:hint="eastAsia" w:ascii="宋体" w:hAnsi="宋体" w:eastAsia="宋体" w:cs="宋体"/>
+          <w:b w:val="0"/>
+          <w:sz w:val="24"/>
+          <w:lang w:eastAsia="zh-CN"/>
+        </w:rPr>
+      </w:pPr>
+      <w:r>
+        <w:rPr>
+          <w:rFonts w:hint="eastAsia" w:ascii="宋体" w:hAnsi="宋体" w:eastAsia="宋体" w:cs="宋体"/>
+          <w:b w:val="0"/>
+          <w:sz w:val="24"/>
+          <w:lang w:eastAsia="zh-CN"/>
+        </w:rPr>
+        <w:t>该图对比清洗后中国与世界其他地区电动汽车销量变化。图中可以看出，中国销量增长速度在近几年明显快于世界其他地区，反映出中国电动汽车市场扩张速度较快，但该图属于业务对比分析，并不是清洗前后对比图。</w:t>
       </w:r>
     </w:p>
     <w:p>
       <w:pPr>
         <w:keepNext/>
-        <w:keepLines/>
         <w:jc w:val="center"/>
       </w:pPr>
       <w:r>
         <w:drawing>
-          <wp:inline xmlns:a="http://schemas.openxmlformats.org/drawingml/2006/main" xmlns:pic="http://schemas.openxmlformats.org/drawingml/2006/picture">
-            <wp:extent cx="4892040" cy="2446020"/>
-            <wp:docPr id="7" name="Picture 7"/>
+          <wp:inline distT="0" distB="0" distL="114300" distR="114300">
+            <wp:extent cx="4892040" cy="3669030"/>
+            <wp:effectExtent l="0" t="0" r="10160" b="1270"/>
+            <wp:docPr id="8" name="Picture 8"/>
             <wp:cNvGraphicFramePr>
               <a:graphicFrameLocks noChangeAspect="1"/>
             </wp:cNvGraphicFramePr>
@@ -4852,8 +5875,10 @@
               <a:graphicData uri="http://schemas.openxmlformats.org/drawingml/2006/picture">
                 <pic:pic>
                   <pic:nvPicPr>
-                    <pic:cNvPr id="0" name="07_china_vs_world_ev_sales.png"/>
-                    <pic:cNvPicPr/>
+                    <pic:cNvPr id="8" name="Picture 8"/>
+                    <pic:cNvPicPr>
+                      <a:picLocks noChangeAspect="1"/>
+                    </pic:cNvPicPr>
                   </pic:nvPicPr>
                   <pic:blipFill>
                     <a:blip r:embed="rId13"/>
@@ -4864,9 +5889,11 @@
                   <pic:spPr>
                     <a:xfrm>
                       <a:off x="0" y="0"/>
-                      <a:ext cx="4892040" cy="2446020"/>
+                      <a:ext cx="4892040" cy="3669030"/>
                     </a:xfrm>
-                    <a:prstGeom prst="rect"/>
+                    <a:prstGeom prst="rect">
+                      <a:avLst/>
+                    </a:prstGeom>
                   </pic:spPr>
                 </pic:pic>
               </a:graphicData>
@@ -4877,83 +5904,73 @@
     </w:p>
     <w:p>
       <w:pPr>
-        <w:keepLines/>
-        <w:spacing w:line="360" w:lineRule="auto" w:before="0" w:after="0"/>
+        <w:pStyle w:val="4"/>
         <w:jc w:val="center"/>
-      </w:pPr>
-      <w:r>
-        <w:rPr>
-          <w:rFonts w:ascii="宋体" w:hAnsi="宋体" w:eastAsia="宋体"/>
-          <w:b w:val="0"/>
-          <w:sz w:val="24"/>
-        </w:rPr>
-        <w:t>图1-7  清洗后中国与世界其他地区电动汽车销量业务对比</w:t>
-      </w:r>
-    </w:p>
-    <w:p>
-      <w:pPr>
-        <w:keepNext/>
-        <w:keepLines/>
-        <w:jc w:val="center"/>
-      </w:pPr>
-      <w:r>
-        <w:drawing>
-          <wp:inline xmlns:a="http://schemas.openxmlformats.org/drawingml/2006/main" xmlns:pic="http://schemas.openxmlformats.org/drawingml/2006/picture">
-            <wp:extent cx="4892040" cy="3669030"/>
-            <wp:docPr id="8" name="Picture 8"/>
-            <wp:cNvGraphicFramePr>
-              <a:graphicFrameLocks noChangeAspect="1"/>
-            </wp:cNvGraphicFramePr>
-            <a:graphic>
-              <a:graphicData uri="http://schemas.openxmlformats.org/drawingml/2006/picture">
-                <pic:pic>
-                  <pic:nvPicPr>
-                    <pic:cNvPr id="0" name="08_annual_correlation_heatmap.png"/>
-                    <pic:cNvPicPr/>
-                  </pic:nvPicPr>
-                  <pic:blipFill>
-                    <a:blip r:embed="rId14"/>
-                    <a:stretch>
-                      <a:fillRect/>
-                    </a:stretch>
-                  </pic:blipFill>
-                  <pic:spPr>
-                    <a:xfrm>
-                      <a:off x="0" y="0"/>
-                      <a:ext cx="4892040" cy="3669030"/>
-                    </a:xfrm>
-                    <a:prstGeom prst="rect"/>
-                  </pic:spPr>
-                </pic:pic>
-              </a:graphicData>
-            </a:graphic>
-          </wp:inline>
-        </w:drawing>
-      </w:r>
-    </w:p>
-    <w:p>
-      <w:pPr>
-        <w:keepLines/>
-        <w:spacing w:line="360" w:lineRule="auto" w:before="0" w:after="0"/>
-        <w:jc w:val="center"/>
-      </w:pPr>
-      <w:r>
-        <w:rPr>
-          <w:rFonts w:ascii="宋体" w:hAnsi="宋体" w:eastAsia="宋体"/>
-          <w:b w:val="0"/>
-          <w:sz w:val="24"/>
-        </w:rPr>
-        <w:t>图1-8  清洗后年度新能源汽车关键指标相关系数热力图</w:t>
-      </w:r>
-    </w:p>
-    <w:p>
-      <w:pPr>
-        <w:spacing w:line="360" w:lineRule="auto" w:before="0" w:after="0"/>
-      </w:pPr>
-    </w:p>
-    <w:p>
-      <w:pPr>
-        <w:spacing w:line="360" w:lineRule="auto" w:before="0" w:after="0"/>
+        <w:rPr>
+          <w:rFonts w:hint="eastAsia" w:eastAsia="黑体"/>
+          <w:lang w:val="en-US" w:eastAsia="zh-CN"/>
+        </w:rPr>
+      </w:pPr>
+      <w:r>
+        <w:t xml:space="preserve">图 </w:t>
+      </w:r>
+      <w:r>
+        <w:fldChar w:fldCharType="begin"/>
+      </w:r>
+      <w:r>
+        <w:instrText xml:space="preserve"> SEQ 图 \* ARABIC </w:instrText>
+      </w:r>
+      <w:r>
+        <w:fldChar w:fldCharType="separate"/>
+      </w:r>
+      <w:r>
+        <w:t>8</w:t>
+      </w:r>
+      <w:r>
+        <w:fldChar w:fldCharType="end"/>
+      </w:r>
+      <w:r>
+        <w:rPr>
+          <w:rFonts w:hint="eastAsia"/>
+          <w:lang w:val="en-US" w:eastAsia="zh-CN"/>
+        </w:rPr>
+        <w:t xml:space="preserve"> 清洗后年度新能源汽车关键指标相关系数热力图</w:t>
+      </w:r>
+    </w:p>
+    <w:p>
+      <w:pPr>
+        <w:spacing w:line="360" w:lineRule="auto"/>
+        <w:ind w:firstLine="480"/>
+        <w:jc w:val="left"/>
+        <w:rPr>
+          <w:rFonts w:hint="eastAsia" w:ascii="宋体" w:hAnsi="宋体" w:eastAsia="宋体" w:cs="宋体"/>
+          <w:b w:val="0"/>
+          <w:sz w:val="24"/>
+          <w:lang w:eastAsia="zh-CN"/>
+        </w:rPr>
+      </w:pPr>
+      <w:r>
+        <w:rPr>
+          <w:rFonts w:hint="eastAsia" w:ascii="宋体" w:hAnsi="宋体" w:eastAsia="宋体" w:cs="宋体"/>
+          <w:b w:val="0"/>
+          <w:sz w:val="24"/>
+          <w:lang w:eastAsia="zh-CN"/>
+        </w:rPr>
+        <w:t>该图展示清洗后年度关键指标之间的相关关系。销量、年度产量、全球占比和同比增速等指标之间的相关程度，可以辅助判断变量之间是否存在同步变化关系，但相关性不等于因果关系，仍需结合产业背景解释。</w:t>
+      </w:r>
+    </w:p>
+    <w:p>
+      <w:pPr>
+        <w:spacing w:before="0" w:after="0" w:line="360" w:lineRule="auto"/>
+        <w:rPr>
+          <w:rFonts w:hint="eastAsia"/>
+          <w:lang w:eastAsia="zh-CN"/>
+        </w:rPr>
+      </w:pPr>
+    </w:p>
+    <w:p>
+      <w:pPr>
+        <w:spacing w:before="0" w:after="0" w:line="360" w:lineRule="auto"/>
       </w:pPr>
       <w:r>
         <w:rPr>
@@ -4966,7 +5983,7 @@
     </w:p>
     <w:p>
       <w:pPr>
-        <w:spacing w:line="360" w:lineRule="auto" w:before="0" w:after="0"/>
+        <w:spacing w:before="0" w:after="0" w:line="360" w:lineRule="auto"/>
       </w:pPr>
       <w:r>
         <w:rPr>
@@ -4979,21 +5996,183 @@
     </w:p>
     <w:p>
       <w:pPr>
-        <w:spacing w:line="360" w:lineRule="auto" w:before="0" w:after="0"/>
-        <w:ind w:firstLine="480"/>
-      </w:pPr>
-      <w:r>
-        <w:rPr>
-          <w:rFonts w:ascii="宋体" w:hAnsi="宋体" w:eastAsia="宋体"/>
-          <w:b w:val="0"/>
-          <w:sz w:val="24"/>
-        </w:rPr>
-        <w:t>数据清洗是数据预处理的重要组成部分，主要用于识别并处理数据中的缺失值、重复值、异常值、格式不一致、编码不统一和逻辑冲突等问题。国内关于数据质量和数据清洗的研究普遍认为，数据清洗不仅是简单地删除错误记录，更重要的是结合业务背景判断问题产生的原因，并通过可复现的规则对数据进行修正和验证。对于本报告使用的中国新能源汽车数据而言，数据质量问题主要体现在时间序列不完整、月度统计缺口、指标单位不一致和跨数据源合并口径不同等方面。</w:t>
-      </w:r>
-    </w:p>
-    <w:p>
-      <w:pPr>
-        <w:spacing w:line="360" w:lineRule="auto" w:before="0" w:after="0"/>
+        <w:spacing w:before="0" w:after="0" w:line="360" w:lineRule="auto"/>
+        <w:rPr>
+          <w:rFonts w:hint="eastAsia" w:ascii="宋体" w:hAnsi="宋体"/>
+          <w:b w:val="0"/>
+          <w:sz w:val="24"/>
+          <w:lang w:eastAsia="zh-CN"/>
+        </w:rPr>
+      </w:pPr>
+      <w:r>
+        <w:rPr>
+          <w:rFonts w:hint="eastAsia" w:ascii="宋体" w:hAnsi="宋体"/>
+          <w:b w:val="0"/>
+          <w:sz w:val="24"/>
+          <w:lang w:eastAsia="zh-CN"/>
+        </w:rPr>
+        <w:t>数据清洗是数据预处理的重要组成部分，主要用于识别并处理数据中的缺失值、重复值、异常值、格式不一致、编码不统一和逻辑冲突等问题</w:t>
+      </w:r>
+      <w:r>
+        <w:rPr>
+          <w:rFonts w:hint="eastAsia" w:ascii="宋体" w:hAnsi="宋体"/>
+          <w:b w:val="0"/>
+          <w:sz w:val="24"/>
+          <w:vertAlign w:val="superscript"/>
+          <w:lang w:eastAsia="zh-CN"/>
+        </w:rPr>
+        <w:fldChar w:fldCharType="begin"/>
+      </w:r>
+      <w:r>
+        <w:instrText xml:space="preserve"> REF _Ref19987 \r \h  \* MERGEFORMAT</w:instrText>
+      </w:r>
+      <w:r>
+        <w:rPr>
+          <w:rFonts w:hint="eastAsia" w:ascii="宋体" w:hAnsi="宋体"/>
+          <w:b w:val="0"/>
+          <w:sz w:val="24"/>
+          <w:vertAlign w:val="superscript"/>
+          <w:lang w:eastAsia="zh-CN"/>
+        </w:rPr>
+        <w:fldChar w:fldCharType="separate"/>
+      </w:r>
+      <w:r>
+        <w:rPr>
+          <w:rFonts w:hint="eastAsia" w:ascii="宋体" w:hAnsi="宋体"/>
+          <w:b w:val="0"/>
+          <w:sz w:val="24"/>
+          <w:vertAlign w:val="superscript"/>
+          <w:lang w:eastAsia="zh-CN"/>
+        </w:rPr>
+        <w:t>[1]</w:t>
+      </w:r>
+      <w:r>
+        <w:rPr>
+          <w:rFonts w:hint="eastAsia" w:ascii="宋体" w:hAnsi="宋体"/>
+          <w:b w:val="0"/>
+          <w:sz w:val="24"/>
+          <w:vertAlign w:val="superscript"/>
+          <w:lang w:eastAsia="zh-CN"/>
+        </w:rPr>
+        <w:fldChar w:fldCharType="end"/>
+      </w:r>
+      <w:r>
+        <w:rPr>
+          <w:rFonts w:hint="eastAsia" w:ascii="宋体" w:hAnsi="宋体"/>
+          <w:b w:val="0"/>
+          <w:sz w:val="24"/>
+          <w:lang w:eastAsia="zh-CN"/>
+        </w:rPr>
+        <w:t>。国内关于数据清理的研究普遍认为，数据清洗不仅是简单地删除错误记录，更重要的是结合业务背景判断问题产生的原因，并通过可复现的规则对数据进行修正和验证</w:t>
+      </w:r>
+      <w:r>
+        <w:rPr>
+          <w:rFonts w:hint="eastAsia" w:ascii="宋体" w:hAnsi="宋体"/>
+          <w:b w:val="0"/>
+          <w:sz w:val="24"/>
+          <w:vertAlign w:val="superscript"/>
+          <w:lang w:eastAsia="zh-CN"/>
+        </w:rPr>
+        <w:fldChar w:fldCharType="begin"/>
+      </w:r>
+      <w:r>
+        <w:instrText xml:space="preserve"> REF _Ref20095 \r \h  \* MERGEFORMAT</w:instrText>
+      </w:r>
+      <w:r>
+        <w:rPr>
+          <w:rFonts w:hint="eastAsia" w:ascii="宋体" w:hAnsi="宋体"/>
+          <w:b w:val="0"/>
+          <w:sz w:val="24"/>
+          <w:vertAlign w:val="superscript"/>
+          <w:lang w:eastAsia="zh-CN"/>
+        </w:rPr>
+        <w:fldChar w:fldCharType="separate"/>
+      </w:r>
+      <w:r>
+        <w:rPr>
+          <w:rFonts w:hint="eastAsia" w:ascii="宋体" w:hAnsi="宋体"/>
+          <w:b w:val="0"/>
+          <w:sz w:val="24"/>
+          <w:vertAlign w:val="superscript"/>
+          <w:lang w:eastAsia="zh-CN"/>
+        </w:rPr>
+        <w:t>[2]</w:t>
+      </w:r>
+      <w:r>
+        <w:rPr>
+          <w:rFonts w:hint="eastAsia" w:ascii="宋体" w:hAnsi="宋体"/>
+          <w:b w:val="0"/>
+          <w:sz w:val="24"/>
+          <w:vertAlign w:val="superscript"/>
+          <w:lang w:eastAsia="zh-CN"/>
+        </w:rPr>
+        <w:fldChar w:fldCharType="end"/>
+      </w:r>
+      <w:r>
+        <w:rPr>
+          <w:rFonts w:hint="eastAsia" w:ascii="宋体" w:hAnsi="宋体"/>
+          <w:b w:val="0"/>
+          <w:sz w:val="24"/>
+          <w:lang w:eastAsia="zh-CN"/>
+        </w:rPr>
+        <w:t>。对于本报告使用的中国新能源汽车数据而言，数据质量问题主要体现在时间序列不完整、月度统计缺口、指标单位不一致和跨数据源合并口径不同等方面</w:t>
+      </w:r>
+      <w:r>
+        <w:rPr>
+          <w:rFonts w:hint="eastAsia" w:ascii="宋体" w:hAnsi="宋体"/>
+          <w:b w:val="0"/>
+          <w:sz w:val="24"/>
+          <w:vertAlign w:val="superscript"/>
+          <w:lang w:eastAsia="zh-CN"/>
+        </w:rPr>
+        <w:fldChar w:fldCharType="begin"/>
+      </w:r>
+      <w:r>
+        <w:instrText xml:space="preserve"> REF _Ref20137 \r \h  \* MERGEFORMAT</w:instrText>
+      </w:r>
+      <w:r>
+        <w:rPr>
+          <w:rFonts w:hint="eastAsia" w:ascii="宋体" w:hAnsi="宋体"/>
+          <w:b w:val="0"/>
+          <w:sz w:val="24"/>
+          <w:vertAlign w:val="superscript"/>
+          <w:lang w:eastAsia="zh-CN"/>
+        </w:rPr>
+        <w:fldChar w:fldCharType="separate"/>
+      </w:r>
+      <w:r>
+        <w:rPr>
+          <w:rFonts w:hint="eastAsia" w:ascii="宋体" w:hAnsi="宋体"/>
+          <w:b w:val="0"/>
+          <w:sz w:val="24"/>
+          <w:vertAlign w:val="superscript"/>
+          <w:lang w:eastAsia="zh-CN"/>
+        </w:rPr>
+        <w:t>[3]</w:t>
+      </w:r>
+      <w:r>
+        <w:rPr>
+          <w:rFonts w:hint="eastAsia" w:ascii="宋体" w:hAnsi="宋体"/>
+          <w:b w:val="0"/>
+          <w:sz w:val="24"/>
+          <w:vertAlign w:val="superscript"/>
+          <w:lang w:eastAsia="zh-CN"/>
+        </w:rPr>
+        <w:fldChar w:fldCharType="end"/>
+      </w:r>
+      <w:r>
+        <w:rPr>
+          <w:rFonts w:hint="eastAsia" w:ascii="宋体" w:hAnsi="宋体"/>
+          <w:b w:val="0"/>
+          <w:sz w:val="24"/>
+          <w:lang w:eastAsia="zh-CN"/>
+        </w:rPr>
+        <w:t>。</w:t>
+      </w:r>
+    </w:p>
+    <w:p>
+      <w:pPr>
+        <w:spacing w:before="0" w:after="0" w:line="360" w:lineRule="auto"/>
       </w:pPr>
       <w:r>
         <w:rPr>
@@ -5006,35 +6185,204 @@
     </w:p>
     <w:p>
       <w:pPr>
-        <w:spacing w:line="360" w:lineRule="auto" w:before="0" w:after="0"/>
+        <w:spacing w:before="0" w:after="0" w:line="360" w:lineRule="auto"/>
         <w:ind w:firstLine="480"/>
-      </w:pPr>
-      <w:r>
-        <w:rPr>
-          <w:rFonts w:ascii="宋体" w:hAnsi="宋体" w:eastAsia="宋体"/>
-          <w:b w:val="0"/>
-          <w:sz w:val="24"/>
-        </w:rPr>
-        <w:t>数据清洗的主要内容包括数据剖析、缺失值处理、重复值处理、异常值检测、格式标准化、数据转换、数据集成和清洗结果验证。常用方法包括众数填补、中位数填补、分组填补、插值法、IQR 异常值检测、标准差法、正则表达式解析和基于业务规则的逻辑校验等。Python 中的 Pandas、NumPy、Matplotlib 和 Seaborn 能够较好地支持课程案例中的数据清洗与可视化。</w:t>
-      </w:r>
-    </w:p>
-    <w:p>
-      <w:pPr>
-        <w:spacing w:line="360" w:lineRule="auto" w:before="0" w:after="0"/>
-        <w:ind w:firstLine="480"/>
-      </w:pPr>
-      <w:r>
-        <w:rPr>
-          <w:rFonts w:ascii="宋体" w:hAnsi="宋体" w:eastAsia="宋体"/>
-          <w:b w:val="0"/>
-          <w:sz w:val="24"/>
+        <w:rPr>
+          <w:rFonts w:hint="eastAsia" w:ascii="宋体" w:hAnsi="宋体"/>
+          <w:b w:val="0"/>
+          <w:sz w:val="24"/>
+          <w:lang w:eastAsia="zh-CN"/>
+        </w:rPr>
+      </w:pPr>
+      <w:r>
+        <w:rPr>
+          <w:rFonts w:hint="eastAsia" w:ascii="宋体" w:hAnsi="宋体"/>
+          <w:b w:val="0"/>
+          <w:sz w:val="24"/>
+          <w:lang w:eastAsia="zh-CN"/>
+        </w:rPr>
+        <w:t>数据清洗的主要内容包括数据剖析、缺失值处理、重复值处理、异常值检测、格式标准化、数据转换、数据集成和清洗结果验证</w:t>
+      </w:r>
+      <w:r>
+        <w:rPr>
+          <w:rFonts w:hint="eastAsia" w:ascii="宋体" w:hAnsi="宋体"/>
+          <w:b w:val="0"/>
+          <w:sz w:val="24"/>
+          <w:vertAlign w:val="superscript"/>
+          <w:lang w:eastAsia="zh-CN"/>
+        </w:rPr>
+        <w:fldChar w:fldCharType="begin"/>
+      </w:r>
+      <w:r>
+        <w:instrText xml:space="preserve"> REF _Ref20189 \r \h  \* MERGEFORMAT</w:instrText>
+      </w:r>
+      <w:r>
+        <w:rPr>
+          <w:rFonts w:hint="eastAsia" w:ascii="宋体" w:hAnsi="宋体"/>
+          <w:b w:val="0"/>
+          <w:sz w:val="24"/>
+          <w:vertAlign w:val="superscript"/>
+          <w:lang w:eastAsia="zh-CN"/>
+        </w:rPr>
+        <w:fldChar w:fldCharType="separate"/>
+      </w:r>
+      <w:r>
+        <w:rPr>
+          <w:rFonts w:hint="eastAsia" w:ascii="宋体" w:hAnsi="宋体"/>
+          <w:b w:val="0"/>
+          <w:sz w:val="24"/>
+          <w:vertAlign w:val="superscript"/>
+          <w:lang w:eastAsia="zh-CN"/>
+        </w:rPr>
+        <w:t>[4]</w:t>
+      </w:r>
+      <w:r>
+        <w:rPr>
+          <w:rFonts w:hint="eastAsia" w:ascii="宋体" w:hAnsi="宋体"/>
+          <w:b w:val="0"/>
+          <w:sz w:val="24"/>
+          <w:vertAlign w:val="superscript"/>
+          <w:lang w:eastAsia="zh-CN"/>
+        </w:rPr>
+        <w:fldChar w:fldCharType="end"/>
+      </w:r>
+      <w:r>
+        <w:rPr>
+          <w:rFonts w:hint="eastAsia" w:ascii="宋体" w:hAnsi="宋体"/>
+          <w:b w:val="0"/>
+          <w:sz w:val="24"/>
+          <w:lang w:eastAsia="zh-CN"/>
+        </w:rPr>
+        <w:t>。常用方法包括众数填补、中位数填补、分组填补、插值法、IQR 异常值检测、标准差法、正则表达式解析和基于业务规则的逻辑校验等</w:t>
+      </w:r>
+      <w:r>
+        <w:rPr>
+          <w:rFonts w:hint="eastAsia" w:ascii="宋体" w:hAnsi="宋体"/>
+          <w:b w:val="0"/>
+          <w:sz w:val="24"/>
+          <w:vertAlign w:val="superscript"/>
+          <w:lang w:eastAsia="zh-CN"/>
+        </w:rPr>
+        <w:fldChar w:fldCharType="begin"/>
+      </w:r>
+      <w:r>
+        <w:instrText xml:space="preserve"> REF _Ref20238 \r \h  \* MERGEFORMAT</w:instrText>
+      </w:r>
+      <w:r>
+        <w:rPr>
+          <w:rFonts w:hint="eastAsia" w:ascii="宋体" w:hAnsi="宋体"/>
+          <w:b w:val="0"/>
+          <w:sz w:val="24"/>
+          <w:vertAlign w:val="superscript"/>
+          <w:lang w:eastAsia="zh-CN"/>
+        </w:rPr>
+        <w:fldChar w:fldCharType="separate"/>
+      </w:r>
+      <w:r>
+        <w:rPr>
+          <w:rFonts w:hint="eastAsia" w:ascii="宋体" w:hAnsi="宋体"/>
+          <w:b w:val="0"/>
+          <w:sz w:val="24"/>
+          <w:vertAlign w:val="superscript"/>
+          <w:lang w:eastAsia="zh-CN"/>
+        </w:rPr>
+        <w:t>[5]</w:t>
+      </w:r>
+      <w:r>
+        <w:rPr>
+          <w:rFonts w:hint="eastAsia" w:ascii="宋体" w:hAnsi="宋体"/>
+          <w:b w:val="0"/>
+          <w:sz w:val="24"/>
+          <w:vertAlign w:val="superscript"/>
+          <w:lang w:eastAsia="zh-CN"/>
+        </w:rPr>
+        <w:fldChar w:fldCharType="end"/>
+      </w:r>
+      <w:r>
+        <w:rPr>
+          <w:rFonts w:hint="eastAsia" w:ascii="宋体" w:hAnsi="宋体"/>
+          <w:b w:val="0"/>
+          <w:sz w:val="24"/>
+          <w:lang w:eastAsia="zh-CN"/>
+        </w:rPr>
+        <w:t>。Python 中的 Pandas、NumPy、Matplotlib 和 Seaborn 能够较好地支持课程案例中的数据清洗与可视化</w:t>
+      </w:r>
+      <w:r>
+        <w:rPr>
+          <w:rFonts w:hint="eastAsia" w:ascii="宋体" w:hAnsi="宋体"/>
+          <w:b w:val="0"/>
+          <w:sz w:val="24"/>
+          <w:vertAlign w:val="superscript"/>
+          <w:lang w:eastAsia="zh-CN"/>
+        </w:rPr>
+        <w:fldChar w:fldCharType="begin"/>
+      </w:r>
+      <w:r>
+        <w:instrText xml:space="preserve"> REF _Ref20291 \r \h  \* MERGEFORMAT</w:instrText>
+      </w:r>
+      <w:r>
+        <w:rPr>
+          <w:rFonts w:hint="eastAsia" w:ascii="宋体" w:hAnsi="宋体"/>
+          <w:b w:val="0"/>
+          <w:sz w:val="24"/>
+          <w:vertAlign w:val="superscript"/>
+          <w:lang w:eastAsia="zh-CN"/>
+        </w:rPr>
+        <w:fldChar w:fldCharType="separate"/>
+      </w:r>
+      <w:r>
+        <w:rPr>
+          <w:rFonts w:hint="eastAsia" w:ascii="宋体" w:hAnsi="宋体"/>
+          <w:b w:val="0"/>
+          <w:sz w:val="24"/>
+          <w:vertAlign w:val="superscript"/>
+          <w:lang w:eastAsia="zh-CN"/>
+        </w:rPr>
+        <w:t>[6]</w:t>
+      </w:r>
+      <w:r>
+        <w:rPr>
+          <w:rFonts w:hint="eastAsia" w:ascii="宋体" w:hAnsi="宋体"/>
+          <w:b w:val="0"/>
+          <w:sz w:val="24"/>
+          <w:vertAlign w:val="superscript"/>
+          <w:lang w:eastAsia="zh-CN"/>
+        </w:rPr>
+        <w:fldChar w:fldCharType="end"/>
+      </w:r>
+      <w:r>
+        <w:rPr>
+          <w:rFonts w:hint="eastAsia" w:ascii="宋体" w:hAnsi="宋体"/>
+          <w:b w:val="0"/>
+          <w:sz w:val="24"/>
+          <w:lang w:eastAsia="zh-CN"/>
+        </w:rPr>
+        <w:t>。</w:t>
+      </w:r>
+    </w:p>
+    <w:p>
+      <w:pPr>
+        <w:spacing w:before="0" w:after="0" w:line="360" w:lineRule="auto"/>
+        <w:rPr>
+          <w:rFonts w:hint="eastAsia" w:ascii="宋体" w:hAnsi="宋体"/>
+          <w:b w:val="0"/>
+          <w:sz w:val="24"/>
+          <w:lang w:eastAsia="zh-CN"/>
+        </w:rPr>
+      </w:pPr>
+      <w:r>
+        <w:rPr>
+          <w:rFonts w:hint="eastAsia" w:ascii="宋体" w:hAnsi="宋体"/>
+          <w:b w:val="0"/>
+          <w:sz w:val="24"/>
+          <w:lang w:eastAsia="zh-CN"/>
         </w:rPr>
         <w:t>在本案例中，月度产量数据首先被转换为标准日期格式，然后按完整月份序列补齐。对未单独报告的月份，本报告保留 production_missing_flag 字段作为缺失标记，并用同月历史中位数填补。对于极端月度产量，采用 IQR 方法进行检查和截尾处理。年度数据部分则按 year 字段合并新能源汽车销量、汽车产量和全球对比数据，并构造同比增速、全球占比和政策阶段等分析字段。</w:t>
       </w:r>
     </w:p>
     <w:p>
       <w:pPr>
-        <w:spacing w:line="360" w:lineRule="auto" w:before="0" w:after="0"/>
+        <w:spacing w:before="0" w:after="0" w:line="360" w:lineRule="auto"/>
       </w:pPr>
       <w:r>
         <w:rPr>
@@ -5047,7 +6395,7 @@
     </w:p>
     <w:p>
       <w:pPr>
-        <w:spacing w:line="360" w:lineRule="auto" w:before="0" w:after="0"/>
+        <w:spacing w:before="0" w:after="0" w:line="360" w:lineRule="auto"/>
         <w:ind w:firstLine="480"/>
       </w:pPr>
       <w:r>
@@ -5061,7 +6409,7 @@
     </w:p>
     <w:p>
       <w:pPr>
-        <w:spacing w:line="360" w:lineRule="auto" w:before="0" w:after="0"/>
+        <w:spacing w:before="0" w:after="0" w:line="360" w:lineRule="auto"/>
       </w:pPr>
       <w:r>
         <w:rPr>
@@ -5074,21 +6422,131 @@
     </w:p>
     <w:p>
       <w:pPr>
-        <w:spacing w:line="360" w:lineRule="auto" w:before="0" w:after="0"/>
-        <w:ind w:firstLine="480"/>
-      </w:pPr>
-      <w:r>
-        <w:rPr>
-          <w:rFonts w:ascii="宋体" w:hAnsi="宋体" w:eastAsia="宋体"/>
-          <w:b w:val="0"/>
-          <w:sz w:val="24"/>
-        </w:rPr>
-        <w:t>当前数据清洗的热点问题包括大规模数据自动清洗、多源异构数据融合、缺失值机制识别、异常值自动检测、清洗规则可解释性和清洗过程可追溯等。新能源汽车数据具有统计口径多、更新频率不同、产业链环节复杂等特点，因此在清洗过程中既要关注数值分布，也要关注数据来源和指标含义。例如，新能源汽车销量和汽车产量属于不同统计口径，不能简单把二者相除解释为严格渗透率，只能作为口径对比指标辅助观察趋势。</w:t>
-      </w:r>
-    </w:p>
-    <w:p>
-      <w:pPr>
-        <w:spacing w:line="360" w:lineRule="auto" w:before="0" w:after="0"/>
+        <w:spacing w:before="0" w:after="0" w:line="360" w:lineRule="auto"/>
+        <w:rPr>
+          <w:rFonts w:hint="eastAsia" w:ascii="宋体" w:hAnsi="宋体"/>
+          <w:b w:val="0"/>
+          <w:sz w:val="24"/>
+          <w:lang w:eastAsia="zh-CN"/>
+        </w:rPr>
+      </w:pPr>
+      <w:r>
+        <w:rPr>
+          <w:rFonts w:hint="eastAsia" w:ascii="宋体" w:hAnsi="宋体"/>
+          <w:b w:val="0"/>
+          <w:sz w:val="24"/>
+          <w:lang w:eastAsia="zh-CN"/>
+        </w:rPr>
+        <w:t>当前数据清洗的热点问题包括大规模数据自动清洗、多源异构数据融合、缺失值机制识别、异常值自动检测、清洗规则可解释性和清洗过程可追溯等</w:t>
+      </w:r>
+      <w:r>
+        <w:rPr>
+          <w:rFonts w:hint="eastAsia" w:ascii="宋体" w:hAnsi="宋体"/>
+          <w:b w:val="0"/>
+          <w:sz w:val="24"/>
+          <w:vertAlign w:val="superscript"/>
+          <w:lang w:eastAsia="zh-CN"/>
+        </w:rPr>
+        <w:fldChar w:fldCharType="begin"/>
+      </w:r>
+      <w:r>
+        <w:instrText xml:space="preserve"> REF _Ref20340 \r \h  \* MERGEFORMAT</w:instrText>
+      </w:r>
+      <w:r>
+        <w:rPr>
+          <w:rFonts w:hint="eastAsia" w:ascii="宋体" w:hAnsi="宋体"/>
+          <w:b w:val="0"/>
+          <w:sz w:val="24"/>
+          <w:vertAlign w:val="superscript"/>
+          <w:lang w:eastAsia="zh-CN"/>
+        </w:rPr>
+        <w:fldChar w:fldCharType="separate"/>
+      </w:r>
+      <w:r>
+        <w:rPr>
+          <w:rFonts w:hint="eastAsia" w:ascii="宋体" w:hAnsi="宋体"/>
+          <w:b w:val="0"/>
+          <w:sz w:val="24"/>
+          <w:vertAlign w:val="superscript"/>
+          <w:lang w:eastAsia="zh-CN"/>
+        </w:rPr>
+        <w:t>[7]</w:t>
+      </w:r>
+      <w:r>
+        <w:rPr>
+          <w:rFonts w:hint="eastAsia" w:ascii="宋体" w:hAnsi="宋体"/>
+          <w:b w:val="0"/>
+          <w:sz w:val="24"/>
+          <w:vertAlign w:val="superscript"/>
+          <w:lang w:eastAsia="zh-CN"/>
+        </w:rPr>
+        <w:fldChar w:fldCharType="end"/>
+      </w:r>
+      <w:r>
+        <w:rPr>
+          <w:rFonts w:hint="eastAsia" w:ascii="宋体" w:hAnsi="宋体"/>
+          <w:b w:val="0"/>
+          <w:sz w:val="24"/>
+          <w:lang w:eastAsia="zh-CN"/>
+        </w:rPr>
+        <w:t>。新能源汽车数据具有统计口径多、更新频率不同、产业链环节复杂等特点，因此在清洗过程中既要关注数值分布，也要关注数据来源和指标含义。例如，新能源汽车销量和汽车产量属于不同统计口径，不能简单把二者相除解释为严格渗透率，只能作为口径对比指标辅助观察趋势。针对大数据环境下的异常识别与清洗任务，已有研究尝试将改进 K-means 等聚类方法用于提升数据清洗效率，这也说明自动化清洗方法正在成为重要方向</w:t>
+      </w:r>
+      <w:r>
+        <w:rPr>
+          <w:rFonts w:hint="eastAsia" w:ascii="宋体" w:hAnsi="宋体"/>
+          <w:b w:val="0"/>
+          <w:sz w:val="24"/>
+          <w:vertAlign w:val="superscript"/>
+          <w:lang w:eastAsia="zh-CN"/>
+        </w:rPr>
+        <w:fldChar w:fldCharType="begin"/>
+      </w:r>
+      <w:r>
+        <w:instrText xml:space="preserve"> REF _Ref20382 \r \h  \* MERGEFORMAT</w:instrText>
+      </w:r>
+      <w:r>
+        <w:rPr>
+          <w:rFonts w:hint="eastAsia" w:ascii="宋体" w:hAnsi="宋体"/>
+          <w:b w:val="0"/>
+          <w:sz w:val="24"/>
+          <w:vertAlign w:val="superscript"/>
+          <w:lang w:eastAsia="zh-CN"/>
+        </w:rPr>
+        <w:fldChar w:fldCharType="separate"/>
+      </w:r>
+      <w:r>
+        <w:rPr>
+          <w:rFonts w:hint="eastAsia" w:ascii="宋体" w:hAnsi="宋体"/>
+          <w:b w:val="0"/>
+          <w:sz w:val="24"/>
+          <w:vertAlign w:val="superscript"/>
+          <w:lang w:eastAsia="zh-CN"/>
+        </w:rPr>
+        <w:t>[8]</w:t>
+      </w:r>
+      <w:r>
+        <w:rPr>
+          <w:rFonts w:hint="eastAsia" w:ascii="宋体" w:hAnsi="宋体"/>
+          <w:b w:val="0"/>
+          <w:sz w:val="24"/>
+          <w:vertAlign w:val="superscript"/>
+          <w:lang w:eastAsia="zh-CN"/>
+        </w:rPr>
+        <w:fldChar w:fldCharType="end"/>
+      </w:r>
+      <w:r>
+        <w:rPr>
+          <w:rFonts w:hint="eastAsia" w:ascii="宋体" w:hAnsi="宋体"/>
+          <w:b w:val="0"/>
+          <w:sz w:val="24"/>
+          <w:lang w:eastAsia="zh-CN"/>
+        </w:rPr>
+        <w:t>。</w:t>
+      </w:r>
+    </w:p>
+    <w:p>
+      <w:pPr>
+        <w:spacing w:before="0" w:after="0" w:line="360" w:lineRule="auto"/>
       </w:pPr>
       <w:r>
         <w:rPr>
@@ -5101,21 +6559,79 @@
     </w:p>
     <w:p>
       <w:pPr>
-        <w:spacing w:line="360" w:lineRule="auto" w:before="0" w:after="0"/>
-        <w:ind w:firstLine="480"/>
-      </w:pPr>
-      <w:r>
-        <w:rPr>
-          <w:rFonts w:ascii="宋体" w:hAnsi="宋体" w:eastAsia="宋体"/>
-          <w:b w:val="0"/>
-          <w:sz w:val="24"/>
-        </w:rPr>
-        <w:t>未来数据清洗将更加重视自动化、智能化和可解释性。一方面，机器学习和大语言模型可以辅助识别字段语义、推荐清洗规则和生成数据质量报告；另一方面，关键行业数据仍然需要人工结合业务背景进行判断。对于新能源汽车这类政策和市场共同驱动的热点数据，后续可以继续融合充电桩、地区经济、人口规模和政策补贴等数据，构建更加完整的数据分析体系。</w:t>
-      </w:r>
-    </w:p>
-    <w:p>
-      <w:pPr>
-        <w:spacing w:line="360" w:lineRule="auto" w:before="0" w:after="0"/>
+        <w:spacing w:before="0" w:after="0" w:line="360" w:lineRule="auto"/>
+        <w:rPr>
+          <w:rFonts w:hint="eastAsia" w:ascii="宋体" w:hAnsi="宋体"/>
+          <w:b w:val="0"/>
+          <w:sz w:val="24"/>
+          <w:lang w:eastAsia="zh-CN"/>
+        </w:rPr>
+      </w:pPr>
+      <w:r>
+        <w:rPr>
+          <w:rFonts w:hint="eastAsia" w:ascii="宋体" w:hAnsi="宋体"/>
+          <w:b w:val="0"/>
+          <w:sz w:val="24"/>
+          <w:lang w:eastAsia="zh-CN"/>
+        </w:rPr>
+        <w:t>未来数据清洗将更加重视自动化、智能化和可解释性。一方面，机器学习和大语言模型可以辅助识别字段语义、推荐清洗规则和生成数据质量报告；另一方面，关键行业数据仍然需要人工结合业务背景进行判断。新能源汽车产业仍处在快速发展过程中，相关研究指出其发展同时面临产业协同、基础设施和市场竞争等问题，因此后续可以继续融合充电桩、地区经济、人口规模和政策补贴等数据，构建更加完整的数据分析体系</w:t>
+      </w:r>
+      <w:r>
+        <w:rPr>
+          <w:rFonts w:hint="eastAsia" w:ascii="宋体" w:hAnsi="宋体"/>
+          <w:b w:val="0"/>
+          <w:sz w:val="24"/>
+          <w:vertAlign w:val="superscript"/>
+          <w:lang w:eastAsia="zh-CN"/>
+        </w:rPr>
+        <w:fldChar w:fldCharType="begin"/>
+      </w:r>
+      <w:r>
+        <w:instrText xml:space="preserve"> REF _Ref20425 \r \h  \* MERGEFORMAT</w:instrText>
+      </w:r>
+      <w:r>
+        <w:rPr>
+          <w:rFonts w:hint="eastAsia" w:ascii="宋体" w:hAnsi="宋体"/>
+          <w:b w:val="0"/>
+          <w:sz w:val="24"/>
+          <w:vertAlign w:val="superscript"/>
+          <w:lang w:eastAsia="zh-CN"/>
+        </w:rPr>
+        <w:fldChar w:fldCharType="separate"/>
+      </w:r>
+      <w:r>
+        <w:rPr>
+          <w:rFonts w:hint="eastAsia" w:ascii="宋体" w:hAnsi="宋体"/>
+          <w:b w:val="0"/>
+          <w:sz w:val="24"/>
+          <w:vertAlign w:val="superscript"/>
+          <w:lang w:eastAsia="zh-CN"/>
+        </w:rPr>
+        <w:t>[9]</w:t>
+      </w:r>
+      <w:r>
+        <w:rPr>
+          <w:rFonts w:hint="eastAsia" w:ascii="宋体" w:hAnsi="宋体"/>
+          <w:b w:val="0"/>
+          <w:sz w:val="24"/>
+          <w:vertAlign w:val="superscript"/>
+          <w:lang w:eastAsia="zh-CN"/>
+        </w:rPr>
+        <w:fldChar w:fldCharType="end"/>
+      </w:r>
+      <w:r>
+        <w:rPr>
+          <w:rFonts w:hint="eastAsia" w:ascii="宋体" w:hAnsi="宋体"/>
+          <w:b w:val="0"/>
+          <w:sz w:val="24"/>
+          <w:lang w:eastAsia="zh-CN"/>
+        </w:rPr>
+        <w:t>。</w:t>
+      </w:r>
+    </w:p>
+    <w:p>
+      <w:pPr>
+        <w:spacing w:before="0" w:after="0" w:line="360" w:lineRule="auto"/>
       </w:pPr>
       <w:r>
         <w:rPr>
@@ -5128,138 +6644,204 @@
     </w:p>
     <w:p>
       <w:pPr>
-        <w:spacing w:line="360" w:lineRule="auto" w:before="0" w:after="0"/>
-      </w:pPr>
+        <w:numPr>
+          <w:ilvl w:val="0"/>
+          <w:numId w:val="1"/>
+        </w:numPr>
+        <w:spacing w:before="0" w:after="0" w:line="360" w:lineRule="auto"/>
+        <w:ind w:left="425" w:leftChars="0" w:hanging="425" w:firstLineChars="0"/>
+      </w:pPr>
+      <w:bookmarkStart w:id="0" w:name="_Ref19987"/>
       <w:r>
         <w:rPr>
           <w:rFonts w:ascii="宋体" w:hAnsi="宋体" w:eastAsia="宋体"/>
           <w:b w:val="0"/>
           <w:sz w:val="24"/>
         </w:rPr>
-        <w:t>[1] 郭志懋, 周傲英. 数据质量和数据清洗研究综述[J]. 软件学报, 2002, 13(11): 2076-2082.</w:t>
-      </w:r>
-    </w:p>
-    <w:p>
-      <w:pPr>
-        <w:spacing w:line="360" w:lineRule="auto" w:before="0" w:after="0"/>
-      </w:pPr>
+        <w:t>郭志懋, 周傲英. 数据质量和数据清洗研究综述[J]. 软件学报, 2002, 13(11): 2076-2082.</w:t>
+      </w:r>
+      <w:bookmarkEnd w:id="0"/>
+    </w:p>
+    <w:p>
+      <w:pPr>
+        <w:numPr>
+          <w:ilvl w:val="0"/>
+          <w:numId w:val="1"/>
+        </w:numPr>
+        <w:spacing w:before="0" w:after="0" w:line="360" w:lineRule="auto"/>
+        <w:ind w:left="425" w:leftChars="0" w:hanging="425" w:firstLineChars="0"/>
+      </w:pPr>
+      <w:bookmarkStart w:id="1" w:name="_Ref20095"/>
       <w:r>
         <w:rPr>
           <w:rFonts w:ascii="宋体" w:hAnsi="宋体" w:eastAsia="宋体"/>
           <w:b w:val="0"/>
           <w:sz w:val="24"/>
         </w:rPr>
-        <w:t>[2] 杨辅祥, 刘云超, 段智华. 数据清理综述[J]. 计算机应用研究, 2002, 19(3): 3-5.</w:t>
-      </w:r>
-    </w:p>
-    <w:p>
-      <w:pPr>
-        <w:spacing w:line="360" w:lineRule="auto" w:before="0" w:after="0"/>
-      </w:pPr>
+        <w:t>杨辅祥, 刘云超, 段智华. 数据清理综述[J]. 计算机应用研究, 2002, 19(3): 3-5.</w:t>
+      </w:r>
+      <w:bookmarkEnd w:id="1"/>
+    </w:p>
+    <w:p>
+      <w:pPr>
+        <w:numPr>
+          <w:ilvl w:val="0"/>
+          <w:numId w:val="1"/>
+        </w:numPr>
+        <w:spacing w:before="0" w:after="0" w:line="360" w:lineRule="auto"/>
+        <w:ind w:left="425" w:leftChars="0" w:hanging="425" w:firstLineChars="0"/>
+      </w:pPr>
+      <w:bookmarkStart w:id="2" w:name="_Ref20137"/>
       <w:r>
         <w:rPr>
           <w:rFonts w:ascii="宋体" w:hAnsi="宋体" w:eastAsia="宋体"/>
           <w:b w:val="0"/>
           <w:sz w:val="24"/>
         </w:rPr>
-        <w:t>[3] 王曰芬, 章成志, 张蓓蓓, 等. 数据清洗研究综述[J]. 现代图书情报技术, 2007(12): 50-56.</w:t>
-      </w:r>
-    </w:p>
-    <w:p>
-      <w:pPr>
-        <w:spacing w:line="360" w:lineRule="auto" w:before="0" w:after="0"/>
-      </w:pPr>
+        <w:t>王曰芬, 章成志, 张蓓蓓, 等. 数据清洗研究综述[J]. 现代图书情报技术, 2007(12): 50-56.</w:t>
+      </w:r>
+      <w:bookmarkEnd w:id="2"/>
+    </w:p>
+    <w:p>
+      <w:pPr>
+        <w:numPr>
+          <w:ilvl w:val="0"/>
+          <w:numId w:val="1"/>
+        </w:numPr>
+        <w:spacing w:before="0" w:after="0" w:line="360" w:lineRule="auto"/>
+        <w:ind w:left="425" w:leftChars="0" w:hanging="425" w:firstLineChars="0"/>
+      </w:pPr>
+      <w:bookmarkStart w:id="3" w:name="_Ref20189"/>
       <w:r>
         <w:rPr>
           <w:rFonts w:ascii="宋体" w:hAnsi="宋体" w:eastAsia="宋体"/>
           <w:b w:val="0"/>
           <w:sz w:val="24"/>
         </w:rPr>
-        <w:t>[4] 赵一凡, 卞良, 丛昕. 数据清洗方法研究综述[J]. 软件导刊, 2017, 16(12): 222-224.</w:t>
-      </w:r>
-    </w:p>
-    <w:p>
-      <w:pPr>
-        <w:spacing w:line="360" w:lineRule="auto" w:before="0" w:after="0"/>
-      </w:pPr>
+        <w:t>赵一凡, 卞良, 丛昕. 数据清洗方法研究综述[J]. 软件导刊, 2017, 16(12): 222-224.</w:t>
+      </w:r>
+      <w:bookmarkEnd w:id="3"/>
+    </w:p>
+    <w:p>
+      <w:pPr>
+        <w:numPr>
+          <w:ilvl w:val="0"/>
+          <w:numId w:val="1"/>
+        </w:numPr>
+        <w:spacing w:before="0" w:after="0" w:line="360" w:lineRule="auto"/>
+        <w:ind w:left="425" w:leftChars="0" w:hanging="425" w:firstLineChars="0"/>
+      </w:pPr>
+      <w:bookmarkStart w:id="4" w:name="_Ref20238"/>
       <w:r>
         <w:rPr>
           <w:rFonts w:ascii="宋体" w:hAnsi="宋体" w:eastAsia="宋体"/>
           <w:b w:val="0"/>
           <w:sz w:val="24"/>
         </w:rPr>
-        <w:t>[5] 郝爽, 李国良, 冯建华, 等. 结构化数据清洗方法综述[J]. 清华大学学报(自然科学版), 2018, 58(12): 1037-1050.</w:t>
-      </w:r>
-    </w:p>
-    <w:p>
-      <w:pPr>
-        <w:spacing w:line="360" w:lineRule="auto" w:before="0" w:after="0"/>
-      </w:pPr>
+        <w:t>郝爽, 李国良, 冯建华, 等. 结构化数据清洗方法综述[J]. 清华大学学报(自然科学版), 2018, 58(12): 1037-1050.</w:t>
+      </w:r>
+      <w:bookmarkEnd w:id="4"/>
+    </w:p>
+    <w:p>
+      <w:pPr>
+        <w:numPr>
+          <w:ilvl w:val="0"/>
+          <w:numId w:val="1"/>
+        </w:numPr>
+        <w:spacing w:before="0" w:after="0" w:line="360" w:lineRule="auto"/>
+        <w:ind w:left="425" w:leftChars="0" w:hanging="425" w:firstLineChars="0"/>
+      </w:pPr>
+      <w:bookmarkStart w:id="5" w:name="_Ref20291"/>
       <w:r>
         <w:rPr>
           <w:rFonts w:ascii="宋体" w:hAnsi="宋体" w:eastAsia="宋体"/>
           <w:b w:val="0"/>
           <w:sz w:val="24"/>
         </w:rPr>
-        <w:t>[6] 王铭军, 潘巧明, 刘真, 陈为. 可视数据清洗综述[J]. 中国图象图形学报, 2015, 20(4): 468-482.</w:t>
-      </w:r>
-    </w:p>
-    <w:p>
-      <w:pPr>
-        <w:spacing w:line="360" w:lineRule="auto" w:before="0" w:after="0"/>
-      </w:pPr>
+        <w:t>王铭军, 潘巧明, 刘真, 陈为. 可视数据清洗综述[J]. 中国图象图形学报, 2015, 20(4): 468-482.</w:t>
+      </w:r>
+      <w:bookmarkEnd w:id="5"/>
+    </w:p>
+    <w:p>
+      <w:pPr>
+        <w:numPr>
+          <w:ilvl w:val="0"/>
+          <w:numId w:val="1"/>
+        </w:numPr>
+        <w:spacing w:before="0" w:after="0" w:line="360" w:lineRule="auto"/>
+        <w:ind w:left="425" w:leftChars="0" w:hanging="425" w:firstLineChars="0"/>
+      </w:pPr>
+      <w:bookmarkStart w:id="6" w:name="_Ref20340"/>
       <w:r>
         <w:rPr>
           <w:rFonts w:ascii="宋体" w:hAnsi="宋体" w:eastAsia="宋体"/>
           <w:b w:val="0"/>
           <w:sz w:val="24"/>
         </w:rPr>
-        <w:t>[7] 杨东华, 李宁宁, 王宏志, 等. 基于任务合并的并行大数据清洗过程优化[J]. 计算机学报, 2016, 39(1): 97-108.</w:t>
-      </w:r>
-    </w:p>
-    <w:p>
-      <w:pPr>
-        <w:spacing w:line="360" w:lineRule="auto" w:before="0" w:after="0"/>
-      </w:pPr>
-      <w:r>
-        <w:rPr>
-          <w:rFonts w:ascii="宋体" w:hAnsi="宋体" w:eastAsia="宋体"/>
-          <w:b w:val="0"/>
-          <w:sz w:val="24"/>
-        </w:rPr>
-        <w:t>[8] 国家市场监督管理总局, 中国国家标准化管理委员会. 信息技术 数据质量评价指标: GB/T 36344-2018[S]. 北京: 中国标准出版社, 2018.</w:t>
-      </w:r>
-    </w:p>
-    <w:p>
-      <w:pPr>
-        <w:spacing w:line="360" w:lineRule="auto" w:before="0" w:after="0"/>
-      </w:pPr>
-      <w:r>
-        <w:rPr>
-          <w:rFonts w:ascii="宋体" w:hAnsi="宋体" w:eastAsia="宋体"/>
-          <w:b w:val="0"/>
-          <w:sz w:val="24"/>
-        </w:rPr>
-        <w:t>[9] 国务院办公厅. 新能源汽车产业发展规划(2021-2035年)[Z]. 2020.</w:t>
-      </w:r>
-    </w:p>
-    <w:p>
-      <w:pPr>
-        <w:spacing w:line="360" w:lineRule="auto" w:before="0" w:after="0"/>
-      </w:pPr>
-      <w:r>
-        <w:rPr>
-          <w:rFonts w:ascii="宋体" w:hAnsi="宋体" w:eastAsia="宋体"/>
-          <w:b w:val="0"/>
-          <w:sz w:val="24"/>
-        </w:rPr>
-        <w:t>[10] China Data Portal. China NEV Sales, China Monthly Car Production, Electric Vehicle Sales: China vs World[DS/OL]. 2026.</w:t>
-      </w:r>
+        <w:t>杨东华, 李宁宁, 王宏志, 等. 基于任务合并的并行大数据清洗过程优化[J]. 计算机学报, 2016, 39(1): 97-108.</w:t>
+      </w:r>
+      <w:bookmarkEnd w:id="6"/>
+    </w:p>
+    <w:p>
+      <w:pPr>
+        <w:numPr>
+          <w:ilvl w:val="0"/>
+          <w:numId w:val="1"/>
+        </w:numPr>
+        <w:spacing w:before="0" w:after="0" w:line="360" w:lineRule="auto"/>
+        <w:ind w:left="425" w:leftChars="0" w:hanging="425" w:firstLineChars="0"/>
+        <w:rPr>
+          <w:rFonts w:hint="eastAsia" w:eastAsia="宋体"/>
+          <w:lang w:eastAsia="zh-CN"/>
+        </w:rPr>
+      </w:pPr>
+      <w:bookmarkStart w:id="7" w:name="_Ref20382"/>
+      <w:r>
+        <w:rPr>
+          <w:rFonts w:hint="eastAsia" w:ascii="宋体" w:hAnsi="宋体"/>
+          <w:b w:val="0"/>
+          <w:sz w:val="24"/>
+          <w:lang w:eastAsia="zh-CN"/>
+        </w:rPr>
+        <w:t>彭勃, 李耀东, 龚贤夫. 基于自编码的改进K-means光伏能源数据清洗方法[J]. 计算机科学, 2024, 51(6A): 230700070-5.</w:t>
+      </w:r>
+      <w:bookmarkEnd w:id="7"/>
+    </w:p>
+    <w:p>
+      <w:pPr>
+        <w:numPr>
+          <w:ilvl w:val="0"/>
+          <w:numId w:val="1"/>
+        </w:numPr>
+        <w:spacing w:before="0" w:after="0" w:line="360" w:lineRule="auto"/>
+        <w:ind w:left="425" w:leftChars="0" w:hanging="425" w:firstLineChars="0"/>
+        <w:rPr>
+          <w:rFonts w:hint="eastAsia" w:eastAsia="宋体"/>
+          <w:lang w:eastAsia="zh-CN"/>
+        </w:rPr>
+      </w:pPr>
+      <w:bookmarkStart w:id="8" w:name="_Ref20425"/>
+      <w:r>
+        <w:rPr>
+          <w:rFonts w:hint="eastAsia" w:ascii="宋体" w:hAnsi="宋体"/>
+          <w:b w:val="0"/>
+          <w:sz w:val="24"/>
+          <w:lang w:eastAsia="zh-CN"/>
+        </w:rPr>
+        <w:t>宁太宇, 欧阳鸿武, 陈家一, 等. 新能源汽车产业发展现状和问题[J]. 现代交通与冶金材料, 2023, 3(4): 47-56.</w:t>
+      </w:r>
+      <w:bookmarkEnd w:id="8"/>
     </w:p>
     <w:sectPr>
       <w:footerReference r:id="rId4" w:type="default"/>
       <w:pgSz w:w="11906" w:h="16838"/>
       <w:pgMar w:top="1440" w:right="1797" w:bottom="1440" w:left="1797" w:header="851" w:footer="992" w:gutter="0"/>
+      <w:pgBorders>
+        <w:top w:val="none" w:sz="0" w:space="0"/>
+        <w:left w:val="none" w:sz="0" w:space="0"/>
+        <w:bottom w:val="none" w:sz="0" w:space="0"/>
+        <w:right w:val="none" w:sz="0" w:space="0"/>
+      </w:pgBorders>
       <w:pgNumType w:start="1"/>
       <w:cols w:space="425" w:num="1"/>
       <w:docGrid w:type="lines" w:linePitch="312" w:charSpace="0"/>
@@ -5272,13 +6854,13 @@
 <w:ftr xmlns:wpc="http://schemas.microsoft.com/office/word/2010/wordprocessingCanvas" xmlns:mc="http://schemas.openxmlformats.org/markup-compatibility/2006" xmlns:o="urn:schemas-microsoft-com:office:office" xmlns:r="http://schemas.openxmlformats.org/officeDocument/2006/relationships" xmlns:m="http://schemas.openxmlformats.org/officeDocument/2006/math" xmlns:v="urn:schemas-microsoft-com:vml" xmlns:wp14="http://schemas.microsoft.com/office/word/2010/wordprocessingDrawing" xmlns:wp="http://schemas.openxmlformats.org/drawingml/2006/wordprocessingDrawing" xmlns:w10="urn:schemas-microsoft-com:office:word" xmlns:w="http://schemas.openxmlformats.org/wordprocessingml/2006/main" xmlns:w14="http://schemas.microsoft.com/office/word/2010/wordml" xmlns:w15="http://schemas.microsoft.com/office/word/2012/wordml" xmlns:wpg="http://schemas.microsoft.com/office/word/2010/wordprocessingGroup" xmlns:wpi="http://schemas.microsoft.com/office/word/2010/wordprocessingInk" xmlns:wne="http://schemas.microsoft.com/office/word/2006/wordml" xmlns:wps="http://schemas.microsoft.com/office/word/2010/wordprocessingShape" xmlns:wpsCustomData="http://www.wps.cn/officeDocument/2013/wpsCustomData" mc:Ignorable="w14 w15 wp14">
   <w:p>
     <w:pPr>
-      <w:pStyle w:val="5"/>
+      <w:pStyle w:val="6"/>
       <w:jc w:val="center"/>
     </w:pPr>
   </w:p>
   <w:p>
     <w:pPr>
-      <w:pStyle w:val="5"/>
+      <w:pStyle w:val="6"/>
     </w:pPr>
   </w:p>
 </w:ftr>
@@ -5296,7 +6878,7 @@
     <w:sdtContent>
       <w:p>
         <w:pPr>
-          <w:pStyle w:val="5"/>
+          <w:pStyle w:val="6"/>
           <w:jc w:val="center"/>
         </w:pPr>
         <w:r>
@@ -5322,10 +6904,38 @@
   </w:sdt>
   <w:p>
     <w:pPr>
-      <w:pStyle w:val="5"/>
+      <w:pStyle w:val="6"/>
     </w:pPr>
   </w:p>
 </w:ftr>
+</file>
+
+<file path=word/numbering.xml><?xml version="1.0" encoding="utf-8"?>
+<w:numbering xmlns:wpc="http://schemas.microsoft.com/office/word/2010/wordprocessingCanvas" xmlns:mc="http://schemas.openxmlformats.org/markup-compatibility/2006" xmlns:o="urn:schemas-microsoft-com:office:office" xmlns:r="http://schemas.openxmlformats.org/officeDocument/2006/relationships" xmlns:m="http://schemas.openxmlformats.org/officeDocument/2006/math" xmlns:v="urn:schemas-microsoft-com:vml" xmlns:wp14="http://schemas.microsoft.com/office/word/2010/wordprocessingDrawing" xmlns:wp="http://schemas.openxmlformats.org/drawingml/2006/wordprocessingDrawing" xmlns:w10="urn:schemas-microsoft-com:office:word" xmlns:w="http://schemas.openxmlformats.org/wordprocessingml/2006/main" xmlns:w14="http://schemas.microsoft.com/office/word/2010/wordml" xmlns:wpg="http://schemas.microsoft.com/office/word/2010/wordprocessingGroup" xmlns:wpi="http://schemas.microsoft.com/office/word/2010/wordprocessingInk" xmlns:wne="http://schemas.microsoft.com/office/word/2006/wordml" xmlns:wps="http://schemas.microsoft.com/office/word/2010/wordprocessingShape" xmlns:wpsCustomData="http://www.wps.cn/officeDocument/2013/wpsCustomData" mc:Ignorable="w14 wp14">
+  <w:abstractNum w:abstractNumId="0">
+    <w:nsid w:val="4B9CDFB7"/>
+    <w:multiLevelType w:val="singleLevel"/>
+    <w:tmpl w:val="4B9CDFB7"/>
+    <w:lvl w:ilvl="0" w:tentative="0">
+      <w:start w:val="1"/>
+      <w:numFmt w:val="decimal"/>
+      <w:lvlText w:val="[%1]"/>
+      <w:lvlJc w:val="left"/>
+      <w:pPr>
+        <w:tabs>
+          <w:tab w:val="left" w:pos="420"/>
+        </w:tabs>
+        <w:ind w:left="425" w:leftChars="0" w:hanging="425" w:firstLineChars="0"/>
+      </w:pPr>
+      <w:rPr>
+        <w:rFonts w:hint="default"/>
+      </w:rPr>
+    </w:lvl>
+  </w:abstractNum>
+  <w:num w:numId="1">
+    <w:abstractNumId w:val="0"/>
+  </w:num>
+</w:numbering>
 </file>
 
 <file path=word/styles.xml><?xml version="1.0" encoding="utf-8"?>
@@ -5404,7 +7014,7 @@
     <w:lsdException w:qFormat="1" w:unhideWhenUsed="0" w:uiPriority="10" w:semiHidden="0" w:name="Title"/>
     <w:lsdException w:uiPriority="99" w:name="Closing"/>
     <w:lsdException w:uiPriority="99" w:name="Signature"/>
-    <w:lsdException w:uiPriority="1" w:name="Default Paragraph Font"/>
+    <w:lsdException w:qFormat="1" w:uiPriority="1" w:name="Default Paragraph Font"/>
     <w:lsdException w:uiPriority="99" w:name="Body Text"/>
     <w:lsdException w:uiPriority="99" w:name="Body Text Indent"/>
     <w:lsdException w:uiPriority="99" w:name="List Continue"/>
@@ -5442,7 +7052,7 @@
     <w:lsdException w:uiPriority="99" w:name="HTML Sample"/>
     <w:lsdException w:uiPriority="99" w:name="HTML Typewriter"/>
     <w:lsdException w:uiPriority="99" w:name="HTML Variable"/>
-    <w:lsdException w:uiPriority="99" w:name="Normal Table"/>
+    <w:lsdException w:qFormat="1" w:uiPriority="99" w:name="Normal Table"/>
     <w:lsdException w:uiPriority="99" w:name="annotation subject"/>
     <w:lsdException w:uiPriority="99" w:name="Table Simple 1"/>
     <w:lsdException w:uiPriority="99" w:name="Table Simple 2"/>
@@ -5487,7 +7097,7 @@
     <w:lsdException w:uiPriority="99" w:name="Table Web 2"/>
     <w:lsdException w:uiPriority="99" w:name="Table Web 3"/>
     <w:lsdException w:uiPriority="99" w:name="Balloon Text"/>
-    <w:lsdException w:unhideWhenUsed="0" w:uiPriority="59" w:semiHidden="0" w:name="Table Grid"/>
+    <w:lsdException w:qFormat="1" w:unhideWhenUsed="0" w:uiPriority="59" w:semiHidden="0" w:name="Table Grid"/>
     <w:lsdException w:uiPriority="99" w:name="Table Theme"/>
     <w:lsdException w:unhideWhenUsed="0" w:uiPriority="60" w:semiHidden="0" w:name="Light Shading"/>
     <w:lsdException w:unhideWhenUsed="0" w:uiPriority="61" w:semiHidden="0" w:name="Light List"/>
@@ -5608,7 +7218,7 @@
     <w:name w:val="heading 1"/>
     <w:basedOn w:val="1"/>
     <w:next w:val="1"/>
-    <w:link w:val="10"/>
+    <w:link w:val="12"/>
     <w:qFormat/>
     <w:uiPriority w:val="9"/>
     <w:pPr>
@@ -5630,7 +7240,7 @@
     <w:name w:val="heading 2"/>
     <w:basedOn w:val="1"/>
     <w:next w:val="1"/>
-    <w:link w:val="11"/>
+    <w:link w:val="13"/>
     <w:unhideWhenUsed/>
     <w:qFormat/>
     <w:uiPriority w:val="9"/>
@@ -5647,16 +7257,18 @@
       <w:szCs w:val="32"/>
     </w:rPr>
   </w:style>
-  <w:style w:type="character" w:default="1" w:styleId="9">
+  <w:style w:type="character" w:default="1" w:styleId="10">
     <w:name w:val="Default Paragraph Font"/>
     <w:semiHidden/>
     <w:unhideWhenUsed/>
+    <w:qFormat/>
     <w:uiPriority w:val="1"/>
   </w:style>
-  <w:style w:type="table" w:default="1" w:styleId="7">
+  <w:style w:type="table" w:default="1" w:styleId="8">
     <w:name w:val="Normal Table"/>
     <w:semiHidden/>
     <w:unhideWhenUsed/>
+    <w:qFormat/>
     <w:uiPriority w:val="99"/>
     <w:tblPr>
       <w:tblCellMar>
@@ -5668,6 +7280,19 @@
     </w:tblPr>
   </w:style>
   <w:style w:type="paragraph" w:styleId="4">
+    <w:name w:val="caption"/>
+    <w:basedOn w:val="1"/>
+    <w:next w:val="1"/>
+    <w:semiHidden/>
+    <w:unhideWhenUsed/>
+    <w:qFormat/>
+    <w:uiPriority w:val="35"/>
+    <w:rPr>
+      <w:rFonts w:ascii="Arial" w:hAnsi="Arial" w:eastAsia="黑体"/>
+      <w:sz w:val="20"/>
+    </w:rPr>
+  </w:style>
+  <w:style w:type="paragraph" w:styleId="5">
     <w:name w:val="annotation text"/>
     <w:basedOn w:val="1"/>
     <w:unhideWhenUsed/>
@@ -5677,10 +7302,10 @@
       <w:jc w:val="left"/>
     </w:pPr>
   </w:style>
-  <w:style w:type="paragraph" w:styleId="5">
+  <w:style w:type="paragraph" w:styleId="6">
     <w:name w:val="footer"/>
     <w:basedOn w:val="1"/>
-    <w:link w:val="13"/>
+    <w:link w:val="15"/>
     <w:unhideWhenUsed/>
     <w:qFormat/>
     <w:uiPriority w:val="99"/>
@@ -5698,10 +7323,10 @@
       <w:szCs w:val="18"/>
     </w:rPr>
   </w:style>
-  <w:style w:type="paragraph" w:styleId="6">
+  <w:style w:type="paragraph" w:styleId="7">
     <w:name w:val="header"/>
     <w:basedOn w:val="1"/>
-    <w:link w:val="12"/>
+    <w:link w:val="14"/>
     <w:unhideWhenUsed/>
     <w:qFormat/>
     <w:uiPriority w:val="99"/>
@@ -5722,9 +7347,10 @@
       <w:szCs w:val="18"/>
     </w:rPr>
   </w:style>
-  <w:style w:type="table" w:styleId="8">
+  <w:style w:type="table" w:styleId="9">
     <w:name w:val="Table Grid"/>
-    <w:basedOn w:val="7"/>
+    <w:basedOn w:val="8"/>
+    <w:qFormat/>
     <w:uiPriority w:val="59"/>
     <w:tblPr>
       <w:tblBorders>
@@ -5737,10 +7363,22 @@
       </w:tblBorders>
     </w:tblPr>
   </w:style>
-  <w:style w:type="character" w:customStyle="1" w:styleId="10">
+  <w:style w:type="character" w:styleId="11">
+    <w:name w:val="Hyperlink"/>
+    <w:basedOn w:val="10"/>
+    <w:semiHidden/>
+    <w:unhideWhenUsed/>
+    <w:uiPriority w:val="99"/>
+    <w:rPr>
+      <w:color w:val="0000FF"/>
+      <w:u w:val="single"/>
+    </w:rPr>
+  </w:style>
+  <w:style w:type="character" w:customStyle="1" w:styleId="12">
     <w:name w:val="标题 1 字符"/>
-    <w:basedOn w:val="9"/>
+    <w:basedOn w:val="10"/>
     <w:link w:val="2"/>
+    <w:qFormat/>
     <w:uiPriority w:val="9"/>
     <w:rPr>
       <w:b/>
@@ -5750,10 +7388,11 @@
       <w:szCs w:val="44"/>
     </w:rPr>
   </w:style>
-  <w:style w:type="character" w:customStyle="1" w:styleId="11">
+  <w:style w:type="character" w:customStyle="1" w:styleId="13">
     <w:name w:val="标题 2 字符"/>
-    <w:basedOn w:val="9"/>
+    <w:basedOn w:val="10"/>
     <w:link w:val="3"/>
+    <w:qFormat/>
     <w:uiPriority w:val="9"/>
     <w:rPr>
       <w:rFonts w:asciiTheme="majorHAnsi" w:hAnsiTheme="majorHAnsi" w:eastAsiaTheme="majorEastAsia" w:cstheme="majorBidi"/>
@@ -5763,20 +7402,10 @@
       <w:szCs w:val="32"/>
     </w:rPr>
   </w:style>
-  <w:style w:type="character" w:customStyle="1" w:styleId="12">
+  <w:style w:type="character" w:customStyle="1" w:styleId="14">
     <w:name w:val="页眉 字符"/>
-    <w:basedOn w:val="9"/>
-    <w:link w:val="6"/>
-    <w:uiPriority w:val="99"/>
-    <w:rPr>
-      <w:sz w:val="18"/>
-      <w:szCs w:val="18"/>
-    </w:rPr>
-  </w:style>
-  <w:style w:type="character" w:customStyle="1" w:styleId="13">
-    <w:name w:val="页脚 字符"/>
-    <w:basedOn w:val="9"/>
-    <w:link w:val="5"/>
+    <w:basedOn w:val="10"/>
+    <w:link w:val="7"/>
     <w:qFormat/>
     <w:uiPriority w:val="99"/>
     <w:rPr>
@@ -5784,7 +7413,18 @@
       <w:szCs w:val="18"/>
     </w:rPr>
   </w:style>
-  <w:style w:type="paragraph" w:styleId="14">
+  <w:style w:type="character" w:customStyle="1" w:styleId="15">
+    <w:name w:val="页脚 字符"/>
+    <w:basedOn w:val="10"/>
+    <w:link w:val="6"/>
+    <w:qFormat/>
+    <w:uiPriority w:val="99"/>
+    <w:rPr>
+      <w:sz w:val="18"/>
+      <w:szCs w:val="18"/>
+    </w:rPr>
+  </w:style>
+  <w:style w:type="paragraph" w:styleId="16">
     <w:name w:val="List Paragraph"/>
     <w:basedOn w:val="1"/>
     <w:qFormat/>
